--- a/SistemBeritaAcara.Web/wwwroot/files/documents/ba-16-draft.docx
+++ b/SistemBeritaAcara.Web/wwwroot/files/documents/ba-16-draft.docx
@@ -1,20 +1,21 @@
 
 <file path=word/document.xml><?xml version="1.0" encoding="utf-8"?>
-<w:document xmlns:wpc="http://schemas.microsoft.com/office/word/2010/wordprocessingCanvas" xmlns:cx="http://schemas.microsoft.com/office/drawing/2014/chartex" xmlns:cx1="http://schemas.microsoft.com/office/drawing/2015/9/8/chartex" xmlns:cx2="http://schemas.microsoft.com/office/drawing/2015/10/21/chartex" xmlns:cx3="http://schemas.microsoft.com/office/drawing/2016/5/9/chartex" xmlns:cx4="http://schemas.microsoft.com/office/drawing/2016/5/10/chartex" xmlns:cx5="http://schemas.microsoft.com/office/drawing/2016/5/11/chartex" xmlns:mc="http://schemas.openxmlformats.org/markup-compatibility/2006" xmlns:o="urn:schemas-microsoft-com:office:office" xmlns:r="http://schemas.openxmlformats.org/officeDocument/2006/relationships" xmlns:m="http://schemas.openxmlformats.org/officeDocument/2006/math" xmlns:v="urn:schemas-microsoft-com:vml" xmlns:wp14="http://schemas.microsoft.com/office/word/2010/wordprocessingDrawing" xmlns:wp="http://schemas.openxmlformats.org/drawingml/2006/wordprocessingDrawing" xmlns:w10="urn:schemas-microsoft-com:office:word" xmlns:w="http://schemas.openxmlformats.org/wordprocessingml/2006/main" xmlns:w14="http://schemas.microsoft.com/office/word/2010/wordml" xmlns:w15="http://schemas.microsoft.com/office/word/2012/wordml" xmlns:wne="http://schemas.microsoft.com/office/word/2006/wordml" xmlns:wpg="http://schemas.microsoft.com/office/word/2010/wordprocessingGroup" xmlns:wpi="http://schemas.microsoft.com/office/word/2010/wordprocessingInk" xmlns:wps="http://schemas.microsoft.com/office/word/2010/wordprocessingShape" mc:Ignorable="w14 w15 wp14">
+<w:document xmlns:a="http://schemas.openxmlformats.org/drawingml/2006/main" xmlns:pic="http://schemas.openxmlformats.org/drawingml/2006/picture" xmlns:a14="http://schemas.microsoft.com/office/drawing/2010/main" xmlns:wpc="http://schemas.microsoft.com/office/word/2010/wordprocessingCanvas" xmlns:cx="http://schemas.microsoft.com/office/drawing/2014/chartex" xmlns:cx1="http://schemas.microsoft.com/office/drawing/2015/9/8/chartex" xmlns:cx2="http://schemas.microsoft.com/office/drawing/2015/10/21/chartex" xmlns:cx3="http://schemas.microsoft.com/office/drawing/2016/5/9/chartex" xmlns:cx4="http://schemas.microsoft.com/office/drawing/2016/5/10/chartex" xmlns:cx5="http://schemas.microsoft.com/office/drawing/2016/5/11/chartex" xmlns:cx6="http://schemas.microsoft.com/office/drawing/2016/5/12/chartex" xmlns:cx7="http://schemas.microsoft.com/office/drawing/2016/5/13/chartex" xmlns:cx8="http://schemas.microsoft.com/office/drawing/2016/5/14/chartex" xmlns:mc="http://schemas.openxmlformats.org/markup-compatibility/2006" xmlns:aink="http://schemas.microsoft.com/office/drawing/2016/ink" xmlns:am3d="http://schemas.microsoft.com/office/drawing/2017/model3d" xmlns:o="urn:schemas-microsoft-com:office:office" xmlns:oel="http://schemas.microsoft.com/office/2019/extlst" xmlns:r="http://schemas.openxmlformats.org/officeDocument/2006/relationships" xmlns:m="http://schemas.openxmlformats.org/officeDocument/2006/math" xmlns:v="urn:schemas-microsoft-com:vml" xmlns:wp14="http://schemas.microsoft.com/office/word/2010/wordprocessingDrawing" xmlns:wp="http://schemas.openxmlformats.org/drawingml/2006/wordprocessingDrawing" xmlns:w10="urn:schemas-microsoft-com:office:word" xmlns:w="http://schemas.openxmlformats.org/wordprocessingml/2006/main" xmlns:w14="http://schemas.microsoft.com/office/word/2010/wordml" xmlns:w15="http://schemas.microsoft.com/office/word/2012/wordml" xmlns:w16cex="http://schemas.microsoft.com/office/word/2018/wordml/cex" xmlns:w16cid="http://schemas.microsoft.com/office/word/2016/wordml/cid" xmlns:w16="http://schemas.microsoft.com/office/word/2018/wordml" xmlns:w16du="http://schemas.microsoft.com/office/word/2023/wordml/word16du" xmlns:w16sdtdh="http://schemas.microsoft.com/office/word/2020/wordml/sdtdatahash" xmlns:w16sdtfl="http://schemas.microsoft.com/office/word/2024/wordml/sdtformatlock" xmlns:w16se="http://schemas.microsoft.com/office/word/2015/wordml/symex" xmlns:wpg="http://schemas.microsoft.com/office/word/2010/wordprocessingGroup" xmlns:wpi="http://schemas.microsoft.com/office/word/2010/wordprocessingInk" xmlns:wne="http://schemas.microsoft.com/office/word/2006/wordml" xmlns:wps="http://schemas.microsoft.com/office/word/2010/wordprocessingShape" mc:Ignorable="w14 w15 w16se w16cid w16 w16cex w16sdtdh w16sdtfl w16du wp14">
   <w:body>
     <w:tbl>
       <w:tblPr>
         <w:tblStyle w:val="TableGrid"/>
         <w:tblW w:w="0" w:type="auto"/>
         <w:tblBorders>
-          <w:top w:val="none" w:sz="0" w:space="0" w:color="auto"/>
-          <w:left w:val="none" w:sz="0" w:space="0" w:color="auto"/>
-          <w:bottom w:val="none" w:sz="0" w:space="0" w:color="auto"/>
-          <w:right w:val="none" w:sz="0" w:space="0" w:color="auto"/>
-          <w:insideH w:val="none" w:sz="0" w:space="0" w:color="auto"/>
-          <w:insideV w:val="none" w:sz="0" w:space="0" w:color="auto"/>
+          <w:top w:val="none" w:color="auto" w:sz="0" w:space="0"/>
+          <w:left w:val="none" w:color="auto" w:sz="0" w:space="0"/>
+          <w:bottom w:val="none" w:color="auto" w:sz="0" w:space="0"/>
+          <w:right w:val="none" w:color="auto" w:sz="0" w:space="0"/>
+          <w:insideH w:val="none" w:color="auto" w:sz="0" w:space="0"/>
+          <w:insideV w:val="none" w:color="auto" w:sz="0" w:space="0"/>
         </w:tblBorders>
-        <w:tblLook w:val="04A0"/>
+        <w:tblLook w:val="04A0" w:firstRow="1" w:lastRow="0" w:firstColumn="1" w:lastColumn="0" w:noHBand="0" w:noVBand="1"/>
+        <w:tblLayout w:type="fixed"/>
       </w:tblPr>
       <w:tblGrid>
         <w:gridCol w:w="1755"/>
@@ -22,18 +23,6 @@
         <w:gridCol w:w="4683"/>
       </w:tblGrid>
       <w:tr>
-        <w:tblPrEx>
-          <w:tblW w:w="0" w:type="auto"/>
-          <w:tblBorders>
-            <w:top w:val="none" w:sz="0" w:space="0" w:color="auto"/>
-            <w:left w:val="none" w:sz="0" w:space="0" w:color="auto"/>
-            <w:bottom w:val="none" w:sz="0" w:space="0" w:color="auto"/>
-            <w:right w:val="none" w:sz="0" w:space="0" w:color="auto"/>
-            <w:insideH w:val="none" w:sz="0" w:space="0" w:color="auto"/>
-            <w:insideV w:val="none" w:sz="0" w:space="0" w:color="auto"/>
-          </w:tblBorders>
-          <w:tblLook w:val="04A0"/>
-        </w:tblPrEx>
         <w:tc>
           <w:tcPr>
             <w:tcW w:w="1755" w:type="dxa"/>
@@ -49,9 +38,17 @@
                 <w:noProof/>
               </w:rPr>
               <w:drawing>
-                <wp:inline distT="0" distB="0" distL="0" distR="0">
-                  <wp:extent cx="977676" cy="287215"/>
+                <wp:anchor distT="0" distB="0" distL="114300" distR="114300" simplePos="0" relativeHeight="251659264" behindDoc="0" locked="0" layoutInCell="1" allowOverlap="1" wp14:editId="7BDD633D" wp14:anchorId="27E6B33E">
+                  <wp:simplePos x="0" y="0"/>
+                  <wp:positionH relativeFrom="column">
+                    <wp:posOffset>-183125</wp:posOffset>
+                  </wp:positionH>
+                  <wp:positionV relativeFrom="paragraph">
+                    <wp:posOffset>-89535</wp:posOffset>
+                  </wp:positionV>
+                  <wp:extent cx="1186249" cy="348488"/>
                   <wp:effectExtent l="0" t="0" r="0" b="0"/>
+                  <wp:wrapNone/>
                   <wp:docPr id="2091714517" name="Picture 1" descr="PT Pertamina Patra Niaga Logo Vector"/>
                   <wp:cNvGraphicFramePr>
                     <a:graphicFrameLocks xmlns:a="http://schemas.openxmlformats.org/drawingml/2006/main" noChangeAspect="1"/>
@@ -60,15 +57,15 @@
                     <a:graphicData uri="http://schemas.openxmlformats.org/drawingml/2006/picture">
                       <pic:pic xmlns:pic="http://schemas.openxmlformats.org/drawingml/2006/picture">
                         <pic:nvPicPr>
-                          <pic:cNvPr id="1496471997" name="Picture 1" descr="PT Pertamina Patra Niaga Logo Vector"/>
+                          <pic:cNvPr id="0" name="Picture 1" descr="PT Pertamina Patra Niaga Logo Vector"/>
                           <pic:cNvPicPr>
                             <a:picLocks noChangeAspect="1" noChangeArrowheads="1"/>
                           </pic:cNvPicPr>
                         </pic:nvPicPr>
-                        <pic:blipFill>
-                          <a:blip xmlns:r="http://schemas.openxmlformats.org/officeDocument/2006/relationships" r:embed="rId3" cstate="print">
+                        <pic:blipFill rotWithShape="1">
+                          <a:blip r:embed="rId5" cstate="print">
                             <a:extLst>
-                              <a:ext xmlns:a="http://schemas.openxmlformats.org/drawingml/2006/main" uri="{28A0092B-C50C-407E-A947-70E740481C1C}">
+                              <a:ext uri="{28A0092B-C50C-407E-A947-70E740481C1C}">
                                 <a14:useLocalDpi xmlns:a14="http://schemas.microsoft.com/office/drawing/2010/main" val="0"/>
                               </a:ext>
                             </a:extLst>
@@ -81,7 +78,7 @@
                         <pic:spPr bwMode="auto">
                           <a:xfrm>
                             <a:off x="0" y="0"/>
-                            <a:ext cx="1023252" cy="300604"/>
+                            <a:ext cx="1186249" cy="348488"/>
                           </a:xfrm>
                           <a:prstGeom prst="rect">
                             <a:avLst/>
@@ -91,7 +88,7 @@
                             <a:noFill/>
                           </a:ln>
                           <a:extLst>
-                            <a:ext xmlns:a="http://schemas.openxmlformats.org/drawingml/2006/main" uri="{53640926-AAD7-44D8-BBD7-CCE9431645EC}">
+                            <a:ext uri="{53640926-AAD7-44D8-BBD7-CCE9431645EC}">
                               <a14:shadowObscured xmlns:a14="http://schemas.microsoft.com/office/drawing/2010/main"/>
                             </a:ext>
                           </a:extLst>
@@ -99,7 +96,13 @@
                       </pic:pic>
                     </a:graphicData>
                   </a:graphic>
-                </wp:inline>
+                  <wp14:sizeRelH relativeFrom="margin">
+                    <wp14:pctWidth>0</wp14:pctWidth>
+                  </wp14:sizeRelH>
+                  <wp14:sizeRelV relativeFrom="margin">
+                    <wp14:pctHeight>0</wp14:pctHeight>
+                  </wp14:sizeRelV>
+                </wp:anchor>
               </w:drawing>
             </w:r>
           </w:p>
@@ -118,7 +121,7 @@
                 <w:b/>
                 <w:bCs/>
               </w:rPr>
-              <w:t xml:space="preserve">PT PERTAMINA PATRA NIAGA</w:t>
+              <w:t>PT PERTAMINA PATRA NIAGA</w:t>
             </w:r>
           </w:p>
           <w:p>
@@ -137,7 +140,7 @@
                 <w:b/>
                 <w:bCs/>
               </w:rPr>
-              <w:t xml:space="preserve">DIT. PENUNJANG BISNIS</w:t>
+              <w:t>DIT. PENUNJANG BISNIS</w:t>
             </w:r>
           </w:p>
           <w:p>
@@ -150,7 +153,7 @@
                 <w:b/>
                 <w:bCs/>
               </w:rPr>
-              <w:t xml:space="preserve">INFORMATION TECHNOLOGY</w:t>
+              <w:t>INFORMATION TECHNOLOGY</w:t>
             </w:r>
           </w:p>
           <w:p>
@@ -161,31 +164,44 @@
           </w:p>
           <w:p>
             <w:pPr>
-              <w:spacing w:line="276" w:lineRule="auto"/>
               <w:jc w:val="center"/>
+            </w:pPr>
+            <w:r>
+              <w:t xml:space="preserve">Jl. </w:t>
+            </w:r>
+            <w:proofErr w:type="spellStart"/>
+            <w:r>
+              <w:t>Jenderal</w:t>
+            </w:r>
+            <w:proofErr w:type="spellEnd"/>
+            <w:r>
+              <w:t xml:space="preserve"> Ahmad Yani </w:t>
+            </w:r>
+          </w:p>
+          <w:p>
+            <w:pPr>
+              <w:jc w:val="center"/>
+            </w:pPr>
+            <w:r>
+              <w:t xml:space="preserve">No. 1247, Kel. 14 Ulu, </w:t>
+            </w:r>
+          </w:p>
+          <w:p>
+            <w:pPr>
+              <w:jc w:val="center"/>
               <w:rPr>
                 <w:lang w:val="nb-NO"/>
               </w:rPr>
             </w:pPr>
             <w:r>
-              <w:t xml:space="preserve">Gd. Wisma </w:t>
-            </w:r>
-            <w:r>
-              <w:t xml:space="preserve">Tugu</w:t>
-            </w:r>
-            <w:r>
-              <w:t xml:space="preserve"> II Lt. 2 Jl. </w:t>
-            </w:r>
-            <w:r>
               <w:rPr>
                 <w:lang w:val="nb-NO"/>
               </w:rPr>
-              <w:t xml:space="preserve">HR Rasuna</w:t>
-            </w:r>
-          </w:p>
-          <w:p>
-            <w:pPr>
-              <w:spacing w:line="276" w:lineRule="auto"/>
+              <w:t>Kec. Seberang Ulu II,</w:t>
+            </w:r>
+          </w:p>
+          <w:p>
+            <w:pPr>
               <w:jc w:val="center"/>
               <w:rPr>
                 <w:lang w:val="nb-NO"/>
@@ -195,21 +211,7 @@
               <w:rPr>
                 <w:lang w:val="nb-NO"/>
               </w:rPr>
-              <w:t xml:space="preserve">Said Kav. C 7-9 Kuningan, Jakarta</w:t>
-            </w:r>
-          </w:p>
-          <w:p>
-            <w:pPr>
-              <w:jc w:val="center"/>
-              <w:rPr>
-                <w:lang w:val="nb-NO"/>
-              </w:rPr>
-            </w:pPr>
-            <w:r>
-              <w:rPr>
-                <w:lang w:val="nb-NO"/>
-              </w:rPr>
-              <w:t xml:space="preserve">12290, Indonesia</w:t>
+              <w:t>Kota Palembang</w:t>
             </w:r>
           </w:p>
           <w:p>
@@ -238,28 +240,20 @@
               <w:tblStyle w:val="TableGrid"/>
               <w:tblW w:w="0" w:type="auto"/>
               <w:tblBorders>
-                <w:insideH w:val="none" w:sz="0" w:space="0" w:color="auto"/>
-                <w:insideV w:val="none" w:sz="0" w:space="0" w:color="auto"/>
+                <w:insideV w:val="none" w:color="auto" w:sz="0" w:space="0"/>
               </w:tblBorders>
-              <w:tblLook w:val="04A0"/>
+              <w:tblLook w:val="04A0" w:firstRow="1" w:lastRow="0" w:firstColumn="1" w:lastColumn="0" w:noHBand="0" w:noVBand="1"/>
+              <w:tblLayout w:type="fixed"/>
             </w:tblPr>
             <w:tblGrid>
-              <w:gridCol w:w="1466"/>
+              <w:gridCol w:w="885"/>
               <w:gridCol w:w="272"/>
-              <w:gridCol w:w="2719"/>
+              <w:gridCol w:w="3300"/>
             </w:tblGrid>
             <w:tr>
-              <w:tblPrEx>
-                <w:tblW w:w="0" w:type="auto"/>
-                <w:tblBorders>
-                  <w:insideH w:val="none" w:sz="0" w:space="0" w:color="auto"/>
-                  <w:insideV w:val="none" w:sz="0" w:space="0" w:color="auto"/>
-                </w:tblBorders>
-                <w:tblLook w:val="04A0"/>
-              </w:tblPrEx>
               <w:tc>
                 <w:tcPr>
-                  <w:tcW w:w="1485" w:type="dxa"/>
+                  <w:tcW w:w="885" w:type="dxa"/>
                 </w:tcPr>
                 <w:p>
                   <w:pPr>
@@ -275,13 +269,13 @@
                       <w:sz w:val="18"/>
                       <w:szCs w:val="18"/>
                     </w:rPr>
-                    <w:t xml:space="preserve">Nomor</w:t>
+                    <w:t>Nomor</w:t>
                   </w:r>
                 </w:p>
               </w:tc>
               <w:tc>
                 <w:tcPr>
-                  <w:tcW w:w="236" w:type="dxa"/>
+                  <w:tcW w:w="270" w:type="dxa"/>
                 </w:tcPr>
                 <w:p>
                   <w:pPr>
@@ -293,13 +287,13 @@
                     <w:rPr>
                       <w:noProof/>
                     </w:rPr>
-                    <w:t xml:space="preserve">:</w:t>
+                    <w:t>:</w:t>
                   </w:r>
                 </w:p>
               </w:tc>
               <w:tc>
                 <w:tcPr>
-                  <w:tcW w:w="2736" w:type="dxa"/>
+                  <w:tcW w:w="3302" w:type="dxa"/>
                 </w:tcPr>
                 <w:p>
                   <w:pPr>
@@ -315,19 +309,15 @@
                       <w:sz w:val="18"/>
                       <w:szCs w:val="18"/>
                     </w:rPr>
-                    <w:t xml:space="preserve">BA 013/PPNEG1000/VI/2026-S0</w:t>
+                    <w:t>Draft</w:t>
                   </w:r>
                 </w:p>
               </w:tc>
             </w:tr>
             <w:tr>
-              <w:tblPrEx>
-                <w:tblW w:w="0" w:type="auto"/>
-                <w:tblLook w:val="04A0"/>
-              </w:tblPrEx>
               <w:tc>
                 <w:tcPr>
-                  <w:tcW w:w="1485" w:type="dxa"/>
+                  <w:tcW w:w="885" w:type="dxa"/>
                 </w:tcPr>
                 <w:p>
                   <w:pPr>
@@ -343,13 +333,13 @@
                       <w:sz w:val="18"/>
                       <w:szCs w:val="18"/>
                     </w:rPr>
-                    <w:t xml:space="preserve">Tanggal</w:t>
+                    <w:t>Tanggal</w:t>
                   </w:r>
                 </w:p>
               </w:tc>
               <w:tc>
                 <w:tcPr>
-                  <w:tcW w:w="236" w:type="dxa"/>
+                  <w:tcW w:w="270" w:type="dxa"/>
                 </w:tcPr>
                 <w:p>
                   <w:pPr>
@@ -361,13 +351,13 @@
                     <w:rPr>
                       <w:noProof/>
                     </w:rPr>
-                    <w:t xml:space="preserve">:</w:t>
+                    <w:t>:</w:t>
                   </w:r>
                 </w:p>
               </w:tc>
               <w:tc>
                 <w:tcPr>
-                  <w:tcW w:w="2736" w:type="dxa"/>
+                  <w:tcW w:w="3302" w:type="dxa"/>
                 </w:tcPr>
                 <w:p>
                   <w:pPr>
@@ -383,19 +373,15 @@
                       <w:sz w:val="18"/>
                       <w:szCs w:val="18"/>
                     </w:rPr>
-                    <w:t xml:space="preserve">16 Juni 2026</w:t>
+                    <w:t>08 Juli 2026</w:t>
                   </w:r>
                 </w:p>
               </w:tc>
             </w:tr>
             <w:tr>
-              <w:tblPrEx>
-                <w:tblW w:w="0" w:type="auto"/>
-                <w:tblLook w:val="04A0"/>
-              </w:tblPrEx>
               <w:tc>
                 <w:tcPr>
-                  <w:tcW w:w="1485" w:type="dxa"/>
+                  <w:tcW w:w="885" w:type="dxa"/>
                 </w:tcPr>
                 <w:p>
                   <w:pPr>
@@ -411,13 +397,13 @@
                       <w:sz w:val="18"/>
                       <w:szCs w:val="18"/>
                     </w:rPr>
-                    <w:t xml:space="preserve">Dari</w:t>
+                    <w:t>Dari</w:t>
                   </w:r>
                 </w:p>
               </w:tc>
               <w:tc>
                 <w:tcPr>
-                  <w:tcW w:w="236" w:type="dxa"/>
+                  <w:tcW w:w="270" w:type="dxa"/>
                 </w:tcPr>
                 <w:p>
                   <w:pPr>
@@ -429,13 +415,13 @@
                     <w:rPr>
                       <w:noProof/>
                     </w:rPr>
-                    <w:t xml:space="preserve">:</w:t>
+                    <w:t>:</w:t>
                   </w:r>
                 </w:p>
               </w:tc>
               <w:tc>
                 <w:tcPr>
-                  <w:tcW w:w="2736" w:type="dxa"/>
+                  <w:tcW w:w="3302" w:type="dxa"/>
                 </w:tcPr>
                 <w:p>
                   <w:pPr>
@@ -451,19 +437,15 @@
                       <w:sz w:val="18"/>
                       <w:szCs w:val="18"/>
                     </w:rPr>
-                    <w:t xml:space="preserve">IT Ssumbagsel</w:t>
+                    <w:t>IT Sumbagsel</w:t>
                   </w:r>
                 </w:p>
               </w:tc>
             </w:tr>
             <w:tr>
-              <w:tblPrEx>
-                <w:tblW w:w="0" w:type="auto"/>
-                <w:tblLook w:val="04A0"/>
-              </w:tblPrEx>
               <w:tc>
                 <w:tcPr>
-                  <w:tcW w:w="1485" w:type="dxa"/>
+                  <w:tcW w:w="885" w:type="dxa"/>
                 </w:tcPr>
                 <w:p>
                   <w:pPr>
@@ -479,13 +461,13 @@
                       <w:sz w:val="18"/>
                       <w:szCs w:val="18"/>
                     </w:rPr>
-                    <w:t xml:space="preserve">Tujuan</w:t>
+                    <w:t>Tujuan</w:t>
                   </w:r>
                 </w:p>
               </w:tc>
               <w:tc>
                 <w:tcPr>
-                  <w:tcW w:w="236" w:type="dxa"/>
+                  <w:tcW w:w="270" w:type="dxa"/>
                 </w:tcPr>
                 <w:p>
                   <w:pPr>
@@ -497,13 +479,13 @@
                     <w:rPr>
                       <w:noProof/>
                     </w:rPr>
-                    <w:t xml:space="preserve">:</w:t>
+                    <w:t>:</w:t>
                   </w:r>
                 </w:p>
               </w:tc>
               <w:tc>
                 <w:tcPr>
-                  <w:tcW w:w="2736" w:type="dxa"/>
+                  <w:tcW w:w="3302" w:type="dxa"/>
                 </w:tcPr>
                 <w:p>
                   <w:pPr>
@@ -519,7 +501,7 @@
                       <w:sz w:val="18"/>
                       <w:szCs w:val="18"/>
                     </w:rPr>
-                    <w:t xml:space="preserve">SBM Industry I</w:t>
+                    <w:t>Corp. Operation &amp; Serv. Sumbagsel</w:t>
                   </w:r>
                 </w:p>
               </w:tc>
@@ -547,37 +529,43 @@
         </w:rPr>
         <w:t xml:space="preserve">BERITA ACARA ALOKASI BARANG</w:t>
       </w:r>
+      <w:r>
+        <w:rPr>
+          <w:b/>
+          <w:bCs/>
+          <w:u w:val="single"/>
+        </w:rPr>
+        <w:t/>
+      </w:r>
+      <w:r>
+        <w:rPr>
+          <w:b/>
+          <w:bCs/>
+          <w:u w:val="single"/>
+        </w:rPr>
+        <w:t xml:space="preserve"/>
+      </w:r>
     </w:p>
     <w:p/>
     <w:tbl>
       <w:tblPr>
-        <w:tblStyle w:val="NormalTable"/>
-        <w:tblW w:w="9128" w:type="dxa"/>
+        <w:tblW w:w="9625" w:type="dxa"/>
         <w:tblLayout w:type="fixed"/>
         <w:tblCellMar>
           <w:left w:w="10" w:type="dxa"/>
           <w:right w:w="10" w:type="dxa"/>
         </w:tblCellMar>
-        <w:tblLook w:val="04A0"/>
+        <w:tblLook w:val="04A0" w:firstRow="1" w:lastRow="0" w:firstColumn="1" w:lastColumn="0" w:noHBand="0" w:noVBand="1"/>
       </w:tblPr>
       <w:tblGrid>
-        <w:gridCol w:w="2785"/>
+        <w:gridCol w:w="3775"/>
         <w:gridCol w:w="270"/>
-        <w:gridCol w:w="6073"/>
+        <w:gridCol w:w="5580"/>
       </w:tblGrid>
       <w:tr>
-        <w:tblPrEx>
-          <w:tblW w:w="9128" w:type="dxa"/>
-          <w:tblLayout w:type="fixed"/>
-          <w:tblCellMar>
-            <w:left w:w="10" w:type="dxa"/>
-            <w:right w:w="10" w:type="dxa"/>
-          </w:tblCellMar>
-          <w:tblLook w:val="04A0"/>
-        </w:tblPrEx>
         <w:tc>
           <w:tcPr>
-            <w:tcW w:w="2785" w:type="dxa"/>
+            <w:tcW w:w="3775" w:type="dxa"/>
             <w:tcMar>
               <w:top w:w="60" w:type="dxa"/>
               <w:left w:w="80" w:type="dxa"/>
@@ -587,6 +575,7 @@
           </w:tcPr>
           <w:p>
             <w:pPr>
+              <w:ind w:left="274"/>
               <w:rPr>
                 <w:sz w:val="18"/>
                 <w:szCs w:val="18"/>
@@ -599,13 +588,15 @@
               </w:rPr>
               <w:t xml:space="preserve">Nama </w:t>
             </w:r>
-            <w:r>
-              <w:rPr>
-                <w:sz w:val="18"/>
-                <w:szCs w:val="18"/>
-              </w:rPr>
-              <w:t xml:space="preserve">Penanggung</w:t>
-            </w:r>
+            <w:proofErr w:type="spellStart"/>
+            <w:r>
+              <w:rPr>
+                <w:sz w:val="18"/>
+                <w:szCs w:val="18"/>
+              </w:rPr>
+              <w:t>Penanggung</w:t>
+            </w:r>
+            <w:proofErr w:type="spellEnd"/>
             <w:r>
               <w:rPr>
                 <w:sz w:val="18"/>
@@ -638,13 +629,13 @@
                 <w:sz w:val="18"/>
                 <w:szCs w:val="18"/>
               </w:rPr>
-              <w:t xml:space="preserve">:</w:t>
+              <w:t>:</w:t>
             </w:r>
           </w:p>
         </w:tc>
         <w:tc>
           <w:tcPr>
-            <w:tcW w:w="6073" w:type="dxa"/>
+            <w:tcW w:w="5580" w:type="dxa"/>
             <w:tcMar>
               <w:top w:w="60" w:type="dxa"/>
               <w:left w:w="80" w:type="dxa"/>
@@ -664,24 +655,31 @@
                 <w:sz w:val="18"/>
                 <w:szCs w:val="18"/>
               </w:rPr>
-              <w:t xml:space="preserve">Reed Richard</w:t>
+              <w:t>Bucky Barnes</w:t>
+            </w:r>
+            <w:proofErr w:type="spellStart"/>
+            <w:r>
+              <w:rPr>
+                <w:sz w:val="18"/>
+                <w:szCs w:val="18"/>
+              </w:rPr>
+              <w:t/>
+            </w:r>
+            <w:proofErr w:type="spellEnd"/>
+            <w:r>
+              <w:rPr>
+                <w:sz w:val="18"/>
+                <w:szCs w:val="18"/>
+              </w:rPr>
+              <w:t/>
             </w:r>
           </w:p>
         </w:tc>
       </w:tr>
       <w:tr>
-        <w:tblPrEx>
-          <w:tblW w:w="9128" w:type="dxa"/>
-          <w:tblLayout w:type="fixed"/>
-          <w:tblCellMar>
-            <w:left w:w="10" w:type="dxa"/>
-            <w:right w:w="10" w:type="dxa"/>
-          </w:tblCellMar>
-          <w:tblLook w:val="04A0"/>
-        </w:tblPrEx>
         <w:tc>
           <w:tcPr>
-            <w:tcW w:w="2785" w:type="dxa"/>
+            <w:tcW w:w="3775" w:type="dxa"/>
             <w:tcMar>
               <w:top w:w="60" w:type="dxa"/>
               <w:left w:w="80" w:type="dxa"/>
@@ -691,17 +689,18 @@
           </w:tcPr>
           <w:p>
             <w:pPr>
-              <w:rPr>
-                <w:sz w:val="18"/>
-                <w:szCs w:val="18"/>
-              </w:rPr>
-            </w:pPr>
-            <w:r>
-              <w:rPr>
-                <w:sz w:val="18"/>
-                <w:szCs w:val="18"/>
-              </w:rPr>
-              <w:t xml:space="preserve">Cost Center</w:t>
+              <w:ind w:left="274"/>
+              <w:rPr>
+                <w:sz w:val="18"/>
+                <w:szCs w:val="18"/>
+              </w:rPr>
+            </w:pPr>
+            <w:r>
+              <w:rPr>
+                <w:sz w:val="18"/>
+                <w:szCs w:val="18"/>
+              </w:rPr>
+              <w:t>Cost Center</w:t>
             </w:r>
           </w:p>
         </w:tc>
@@ -728,13 +727,13 @@
                 <w:sz w:val="18"/>
                 <w:szCs w:val="18"/>
               </w:rPr>
-              <w:t xml:space="preserve">:</w:t>
+              <w:t>:</w:t>
             </w:r>
           </w:p>
         </w:tc>
         <w:tc>
           <w:tcPr>
-            <w:tcW w:w="6073" w:type="dxa"/>
+            <w:tcW w:w="5580" w:type="dxa"/>
             <w:tcMar>
               <w:top w:w="60" w:type="dxa"/>
               <w:left w:w="80" w:type="dxa"/>
@@ -754,24 +753,31 @@
                 <w:sz w:val="18"/>
                 <w:szCs w:val="18"/>
               </w:rPr>
-              <w:t xml:space="preserve">123457</w:t>
+              <w:t>123458</w:t>
+            </w:r>
+            <w:proofErr w:type="spellStart"/>
+            <w:r>
+              <w:rPr>
+                <w:sz w:val="18"/>
+                <w:szCs w:val="18"/>
+              </w:rPr>
+              <w:t/>
+            </w:r>
+            <w:proofErr w:type="spellEnd"/>
+            <w:r>
+              <w:rPr>
+                <w:sz w:val="18"/>
+                <w:szCs w:val="18"/>
+              </w:rPr>
+              <w:t/>
             </w:r>
           </w:p>
         </w:tc>
       </w:tr>
       <w:tr>
-        <w:tblPrEx>
-          <w:tblW w:w="9128" w:type="dxa"/>
-          <w:tblLayout w:type="fixed"/>
-          <w:tblCellMar>
-            <w:left w:w="10" w:type="dxa"/>
-            <w:right w:w="10" w:type="dxa"/>
-          </w:tblCellMar>
-          <w:tblLook w:val="04A0"/>
-        </w:tblPrEx>
         <w:tc>
           <w:tcPr>
-            <w:tcW w:w="2785" w:type="dxa"/>
+            <w:tcW w:w="3775" w:type="dxa"/>
             <w:tcMar>
               <w:top w:w="60" w:type="dxa"/>
               <w:left w:w="80" w:type="dxa"/>
@@ -781,18 +787,21 @@
           </w:tcPr>
           <w:p>
             <w:pPr>
-              <w:rPr>
-                <w:sz w:val="18"/>
-                <w:szCs w:val="18"/>
-              </w:rPr>
-            </w:pPr>
-            <w:r>
-              <w:rPr>
-                <w:sz w:val="18"/>
-                <w:szCs w:val="18"/>
-              </w:rPr>
-              <w:t xml:space="preserve">J a b a t a n</w:t>
-            </w:r>
+              <w:ind w:left="274"/>
+              <w:rPr>
+                <w:sz w:val="18"/>
+                <w:szCs w:val="18"/>
+              </w:rPr>
+            </w:pPr>
+            <w:proofErr w:type="spellStart"/>
+            <w:r>
+              <w:rPr>
+                <w:sz w:val="18"/>
+                <w:szCs w:val="18"/>
+              </w:rPr>
+              <w:t>Jabatan</w:t>
+            </w:r>
+            <w:proofErr w:type="spellEnd"/>
           </w:p>
         </w:tc>
         <w:tc>
@@ -818,13 +827,13 @@
                 <w:sz w:val="18"/>
                 <w:szCs w:val="18"/>
               </w:rPr>
-              <w:t xml:space="preserve">:</w:t>
+              <w:t>:</w:t>
             </w:r>
           </w:p>
         </w:tc>
         <w:tc>
           <w:tcPr>
-            <w:tcW w:w="6073" w:type="dxa"/>
+            <w:tcW w:w="5580" w:type="dxa"/>
             <w:tcMar>
               <w:top w:w="60" w:type="dxa"/>
               <w:left w:w="80" w:type="dxa"/>
@@ -844,24 +853,31 @@
                 <w:sz w:val="18"/>
                 <w:szCs w:val="18"/>
               </w:rPr>
-              <w:t xml:space="preserve">Inspector II Reliability</w:t>
+              <w:t>Aviation FT Manager Sultan Thaha</w:t>
+            </w:r>
+            <w:proofErr w:type="spellStart"/>
+            <w:r>
+              <w:rPr>
+                <w:sz w:val="18"/>
+                <w:szCs w:val="18"/>
+              </w:rPr>
+              <w:t/>
+            </w:r>
+            <w:proofErr w:type="spellEnd"/>
+            <w:r>
+              <w:rPr>
+                <w:sz w:val="18"/>
+                <w:szCs w:val="18"/>
+              </w:rPr>
+              <w:t/>
             </w:r>
           </w:p>
         </w:tc>
       </w:tr>
       <w:tr>
-        <w:tblPrEx>
-          <w:tblW w:w="9128" w:type="dxa"/>
-          <w:tblLayout w:type="fixed"/>
-          <w:tblCellMar>
-            <w:left w:w="10" w:type="dxa"/>
-            <w:right w:w="10" w:type="dxa"/>
-          </w:tblCellMar>
-          <w:tblLook w:val="04A0"/>
-        </w:tblPrEx>
         <w:tc>
           <w:tcPr>
-            <w:tcW w:w="2785" w:type="dxa"/>
+            <w:tcW w:w="3775" w:type="dxa"/>
             <w:tcMar>
               <w:top w:w="60" w:type="dxa"/>
               <w:left w:w="80" w:type="dxa"/>
@@ -871,32 +887,37 @@
           </w:tcPr>
           <w:p>
             <w:pPr>
-              <w:rPr>
-                <w:sz w:val="18"/>
-                <w:szCs w:val="18"/>
-              </w:rPr>
-            </w:pPr>
-            <w:r>
-              <w:rPr>
-                <w:sz w:val="18"/>
-                <w:szCs w:val="18"/>
-              </w:rPr>
-              <w:t xml:space="preserve">Fungsi</w:t>
-            </w:r>
-            <w:r>
-              <w:rPr>
-                <w:sz w:val="18"/>
-                <w:szCs w:val="18"/>
-              </w:rPr>
-              <w:t xml:space="preserve">/</w:t>
-            </w:r>
-            <w:r>
-              <w:rPr>
-                <w:sz w:val="18"/>
-                <w:szCs w:val="18"/>
-              </w:rPr>
-              <w:t xml:space="preserve">Direktorat</w:t>
-            </w:r>
+              <w:ind w:left="274"/>
+              <w:rPr>
+                <w:sz w:val="18"/>
+                <w:szCs w:val="18"/>
+              </w:rPr>
+            </w:pPr>
+            <w:proofErr w:type="spellStart"/>
+            <w:r>
+              <w:rPr>
+                <w:sz w:val="18"/>
+                <w:szCs w:val="18"/>
+              </w:rPr>
+              <w:t>Fungsi</w:t>
+            </w:r>
+            <w:proofErr w:type="spellEnd"/>
+            <w:r>
+              <w:rPr>
+                <w:sz w:val="18"/>
+                <w:szCs w:val="18"/>
+              </w:rPr>
+              <w:t>/</w:t>
+            </w:r>
+            <w:proofErr w:type="spellStart"/>
+            <w:r>
+              <w:rPr>
+                <w:sz w:val="18"/>
+                <w:szCs w:val="18"/>
+              </w:rPr>
+              <w:t>Direktorat</w:t>
+            </w:r>
+            <w:proofErr w:type="spellEnd"/>
           </w:p>
         </w:tc>
         <w:tc>
@@ -922,13 +943,13 @@
                 <w:sz w:val="18"/>
                 <w:szCs w:val="18"/>
               </w:rPr>
-              <w:t xml:space="preserve">:</w:t>
+              <w:t>:</w:t>
             </w:r>
           </w:p>
         </w:tc>
         <w:tc>
           <w:tcPr>
-            <w:tcW w:w="6073" w:type="dxa"/>
+            <w:tcW w:w="5580" w:type="dxa"/>
             <w:tcMar>
               <w:top w:w="60" w:type="dxa"/>
               <w:left w:w="80" w:type="dxa"/>
@@ -948,24 +969,31 @@
                 <w:sz w:val="18"/>
                 <w:szCs w:val="18"/>
               </w:rPr>
-              <w:t xml:space="preserve">Rel. &amp; Project Dev. Sumbagsel</w:t>
+              <w:t>Corp. Operation &amp; Serv. Sumbagsel</w:t>
+            </w:r>
+            <w:proofErr w:type="spellStart"/>
+            <w:r>
+              <w:rPr>
+                <w:sz w:val="18"/>
+                <w:szCs w:val="18"/>
+              </w:rPr>
+              <w:t/>
+            </w:r>
+            <w:proofErr w:type="spellEnd"/>
+            <w:r>
+              <w:rPr>
+                <w:sz w:val="18"/>
+                <w:szCs w:val="18"/>
+              </w:rPr>
+              <w:t/>
             </w:r>
           </w:p>
         </w:tc>
       </w:tr>
       <w:tr>
-        <w:tblPrEx>
-          <w:tblW w:w="9128" w:type="dxa"/>
-          <w:tblLayout w:type="fixed"/>
-          <w:tblCellMar>
-            <w:left w:w="10" w:type="dxa"/>
-            <w:right w:w="10" w:type="dxa"/>
-          </w:tblCellMar>
-          <w:tblLook w:val="04A0"/>
-        </w:tblPrEx>
         <w:tc>
           <w:tcPr>
-            <w:tcW w:w="2785" w:type="dxa"/>
+            <w:tcW w:w="3775" w:type="dxa"/>
             <w:tcMar>
               <w:top w:w="60" w:type="dxa"/>
               <w:left w:w="80" w:type="dxa"/>
@@ -975,17 +1003,18 @@
           </w:tcPr>
           <w:p>
             <w:pPr>
-              <w:rPr>
-                <w:sz w:val="18"/>
-                <w:szCs w:val="18"/>
-              </w:rPr>
-            </w:pPr>
-            <w:r>
-              <w:rPr>
-                <w:sz w:val="18"/>
-                <w:szCs w:val="18"/>
-              </w:rPr>
-              <w:t xml:space="preserve">Alamat</w:t>
+              <w:ind w:left="274"/>
+              <w:rPr>
+                <w:sz w:val="18"/>
+                <w:szCs w:val="18"/>
+              </w:rPr>
+            </w:pPr>
+            <w:r>
+              <w:rPr>
+                <w:sz w:val="18"/>
+                <w:szCs w:val="18"/>
+              </w:rPr>
+              <w:t>Alamat</w:t>
             </w:r>
           </w:p>
         </w:tc>
@@ -1012,13 +1041,13 @@
                 <w:sz w:val="18"/>
                 <w:szCs w:val="18"/>
               </w:rPr>
-              <w:t xml:space="preserve">:</w:t>
+              <w:t>:</w:t>
             </w:r>
           </w:p>
         </w:tc>
         <w:tc>
           <w:tcPr>
-            <w:tcW w:w="6073" w:type="dxa"/>
+            <w:tcW w:w="5580" w:type="dxa"/>
             <w:tcMar>
               <w:top w:w="60" w:type="dxa"/>
               <w:left w:w="80" w:type="dxa"/>
@@ -1038,24 +1067,31 @@
                 <w:sz w:val="18"/>
                 <w:szCs w:val="18"/>
               </w:rPr>
-              <w:t xml:space="preserve">Rel. &amp; Project Dev. Sumbagsel</w:t>
+              <w:t>Corp. Operation &amp; Serv. Sumbagsel</w:t>
+            </w:r>
+            <w:proofErr w:type="spellStart"/>
+            <w:r>
+              <w:rPr>
+                <w:sz w:val="18"/>
+                <w:szCs w:val="18"/>
+              </w:rPr>
+              <w:t/>
+            </w:r>
+            <w:proofErr w:type="spellEnd"/>
+            <w:r>
+              <w:rPr>
+                <w:sz w:val="18"/>
+                <w:szCs w:val="18"/>
+              </w:rPr>
+              <w:t/>
             </w:r>
           </w:p>
         </w:tc>
       </w:tr>
       <w:tr>
-        <w:tblPrEx>
-          <w:tblW w:w="9128" w:type="dxa"/>
-          <w:tblLayout w:type="fixed"/>
-          <w:tblCellMar>
-            <w:left w:w="10" w:type="dxa"/>
-            <w:right w:w="10" w:type="dxa"/>
-          </w:tblCellMar>
-          <w:tblLook w:val="04A0"/>
-        </w:tblPrEx>
         <w:tc>
           <w:tcPr>
-            <w:tcW w:w="2785" w:type="dxa"/>
+            <w:tcW w:w="3775" w:type="dxa"/>
             <w:tcMar>
               <w:top w:w="60" w:type="dxa"/>
               <w:left w:w="80" w:type="dxa"/>
@@ -1065,17 +1101,18 @@
           </w:tcPr>
           <w:p>
             <w:pPr>
-              <w:rPr>
-                <w:sz w:val="18"/>
-                <w:szCs w:val="18"/>
-              </w:rPr>
-            </w:pPr>
-            <w:r>
-              <w:rPr>
-                <w:sz w:val="18"/>
-                <w:szCs w:val="18"/>
-              </w:rPr>
-              <w:t xml:space="preserve">Alamat e-mail</w:t>
+              <w:ind w:left="274"/>
+              <w:rPr>
+                <w:sz w:val="18"/>
+                <w:szCs w:val="18"/>
+              </w:rPr>
+            </w:pPr>
+            <w:r>
+              <w:rPr>
+                <w:sz w:val="18"/>
+                <w:szCs w:val="18"/>
+              </w:rPr>
+              <w:t>Alamat e-mail</w:t>
             </w:r>
           </w:p>
         </w:tc>
@@ -1102,13 +1139,13 @@
                 <w:sz w:val="18"/>
                 <w:szCs w:val="18"/>
               </w:rPr>
-              <w:t xml:space="preserve">:</w:t>
+              <w:t>:</w:t>
             </w:r>
           </w:p>
         </w:tc>
         <w:tc>
           <w:tcPr>
-            <w:tcW w:w="6073" w:type="dxa"/>
+            <w:tcW w:w="5580" w:type="dxa"/>
             <w:tcMar>
               <w:top w:w="60" w:type="dxa"/>
               <w:left w:w="80" w:type="dxa"/>
@@ -1128,24 +1165,31 @@
                 <w:sz w:val="18"/>
                 <w:szCs w:val="18"/>
               </w:rPr>
-              <w:t xml:space="preserve">romigame7406@gmail.com</w:t>
+              <w:t>romiapr7406@gmail.com</w:t>
+            </w:r>
+            <w:proofErr w:type="spellStart"/>
+            <w:r>
+              <w:rPr>
+                <w:sz w:val="18"/>
+                <w:szCs w:val="18"/>
+              </w:rPr>
+              <w:t/>
+            </w:r>
+            <w:proofErr w:type="spellEnd"/>
+            <w:r>
+              <w:rPr>
+                <w:sz w:val="18"/>
+                <w:szCs w:val="18"/>
+              </w:rPr>
+              <w:t/>
             </w:r>
           </w:p>
         </w:tc>
       </w:tr>
       <w:tr>
-        <w:tblPrEx>
-          <w:tblW w:w="9128" w:type="dxa"/>
-          <w:tblLayout w:type="fixed"/>
-          <w:tblCellMar>
-            <w:left w:w="10" w:type="dxa"/>
-            <w:right w:w="10" w:type="dxa"/>
-          </w:tblCellMar>
-          <w:tblLook w:val="04A0"/>
-        </w:tblPrEx>
         <w:tc>
           <w:tcPr>
-            <w:tcW w:w="2785" w:type="dxa"/>
+            <w:tcW w:w="3775" w:type="dxa"/>
             <w:tcMar>
               <w:top w:w="60" w:type="dxa"/>
               <w:left w:w="80" w:type="dxa"/>
@@ -1155,6 +1199,7 @@
           </w:tcPr>
           <w:p>
             <w:pPr>
+              <w:ind w:left="274"/>
               <w:rPr>
                 <w:sz w:val="18"/>
                 <w:szCs w:val="18"/>
@@ -1167,13 +1212,15 @@
               </w:rPr>
               <w:t xml:space="preserve">No. </w:t>
             </w:r>
-            <w:r>
-              <w:rPr>
-                <w:sz w:val="18"/>
-                <w:szCs w:val="18"/>
-              </w:rPr>
-              <w:t xml:space="preserve">Pekerja</w:t>
-            </w:r>
+            <w:proofErr w:type="spellStart"/>
+            <w:r>
+              <w:rPr>
+                <w:sz w:val="18"/>
+                <w:szCs w:val="18"/>
+              </w:rPr>
+              <w:t>Pekerja</w:t>
+            </w:r>
+            <w:proofErr w:type="spellEnd"/>
           </w:p>
         </w:tc>
         <w:tc>
@@ -1199,13 +1246,13 @@
                 <w:sz w:val="18"/>
                 <w:szCs w:val="18"/>
               </w:rPr>
-              <w:t xml:space="preserve">:</w:t>
+              <w:t>:</w:t>
             </w:r>
           </w:p>
         </w:tc>
         <w:tc>
           <w:tcPr>
-            <w:tcW w:w="6073" w:type="dxa"/>
+            <w:tcW w:w="5580" w:type="dxa"/>
             <w:tcMar>
               <w:top w:w="60" w:type="dxa"/>
               <w:left w:w="80" w:type="dxa"/>
@@ -1225,24 +1272,31 @@
                 <w:sz w:val="18"/>
                 <w:szCs w:val="18"/>
               </w:rPr>
-              <w:t xml:space="preserve">10</w:t>
+              <w:t>11</w:t>
+            </w:r>
+            <w:proofErr w:type="spellStart"/>
+            <w:r>
+              <w:rPr>
+                <w:sz w:val="18"/>
+                <w:szCs w:val="18"/>
+              </w:rPr>
+              <w:t/>
+            </w:r>
+            <w:proofErr w:type="spellEnd"/>
+            <w:r>
+              <w:rPr>
+                <w:sz w:val="18"/>
+                <w:szCs w:val="18"/>
+              </w:rPr>
+              <w:t/>
             </w:r>
           </w:p>
         </w:tc>
       </w:tr>
       <w:tr>
-        <w:tblPrEx>
-          <w:tblW w:w="9128" w:type="dxa"/>
-          <w:tblLayout w:type="fixed"/>
-          <w:tblCellMar>
-            <w:left w:w="10" w:type="dxa"/>
-            <w:right w:w="10" w:type="dxa"/>
-          </w:tblCellMar>
-          <w:tblLook w:val="04A0"/>
-        </w:tblPrEx>
         <w:tc>
           <w:tcPr>
-            <w:tcW w:w="2785" w:type="dxa"/>
+            <w:tcW w:w="3775" w:type="dxa"/>
             <w:tcMar>
               <w:top w:w="60" w:type="dxa"/>
               <w:left w:w="80" w:type="dxa"/>
@@ -1252,17 +1306,18 @@
           </w:tcPr>
           <w:p>
             <w:pPr>
-              <w:rPr>
-                <w:sz w:val="18"/>
-                <w:szCs w:val="18"/>
-              </w:rPr>
-            </w:pPr>
-            <w:r>
-              <w:rPr>
-                <w:sz w:val="18"/>
-                <w:szCs w:val="18"/>
-              </w:rPr>
-              <w:t xml:space="preserve">No. Telp / HP</w:t>
+              <w:ind w:left="274"/>
+              <w:rPr>
+                <w:sz w:val="18"/>
+                <w:szCs w:val="18"/>
+              </w:rPr>
+            </w:pPr>
+            <w:r>
+              <w:rPr>
+                <w:sz w:val="18"/>
+                <w:szCs w:val="18"/>
+              </w:rPr>
+              <w:t>No. Telp/HP</w:t>
             </w:r>
           </w:p>
         </w:tc>
@@ -1289,13 +1344,13 @@
                 <w:sz w:val="18"/>
                 <w:szCs w:val="18"/>
               </w:rPr>
-              <w:t xml:space="preserve">:</w:t>
+              <w:t>:</w:t>
             </w:r>
           </w:p>
         </w:tc>
         <w:tc>
           <w:tcPr>
-            <w:tcW w:w="6073" w:type="dxa"/>
+            <w:tcW w:w="5580" w:type="dxa"/>
             <w:tcMar>
               <w:top w:w="60" w:type="dxa"/>
               <w:left w:w="80" w:type="dxa"/>
@@ -1315,7 +1370,23 @@
                 <w:sz w:val="18"/>
                 <w:szCs w:val="18"/>
               </w:rPr>
-              <w:t xml:space="preserve">-</w:t>
+              <w:t>-</w:t>
+            </w:r>
+            <w:proofErr w:type="spellStart"/>
+            <w:r>
+              <w:rPr>
+                <w:sz w:val="18"/>
+                <w:szCs w:val="18"/>
+              </w:rPr>
+              <w:t/>
+            </w:r>
+            <w:proofErr w:type="spellEnd"/>
+            <w:r>
+              <w:rPr>
+                <w:sz w:val="18"/>
+                <w:szCs w:val="18"/>
+              </w:rPr>
+              <w:t/>
             </w:r>
           </w:p>
         </w:tc>
@@ -1329,13 +1400,13 @@
     <w:p>
       <w:pPr>
         <w:spacing w:line="276" w:lineRule="auto"/>
+        <w:ind w:left="360"/>
         <w:jc w:val="both"/>
         <w:rPr>
           <w:b/>
           <w:bCs/>
           <w:sz w:val="18"/>
           <w:szCs w:val="18"/>
-          <w:lang w:val="nb-NO"/>
         </w:rPr>
       </w:pPr>
       <w:r>
@@ -1344,49 +1415,48 @@
           <w:bCs/>
           <w:sz w:val="18"/>
           <w:szCs w:val="18"/>
-          <w:lang w:val="nb-NO"/>
-        </w:rPr>
-        <w:t xml:space="preserve">Pada hari ini </w:t>
-      </w:r>
+        </w:rPr>
+        <w:t xml:space="preserve">Pada hari ini Rabu Tanggal 8 Juli 2026 telah diserahterimakan perangkat dengan spesifikasi serta syarat-syarat dan ketentuan sebagai berikut:</w:t>
+      </w:r>
+      <w:proofErr w:type="spellStart"/>
       <w:r>
         <w:rPr>
           <w:b/>
           <w:bCs/>
           <w:sz w:val="18"/>
           <w:szCs w:val="18"/>
-          <w:lang w:val="nb-NO"/>
-        </w:rPr>
-        <w:t xml:space="preserve">Selasa</w:t>
-      </w:r>
+        </w:rPr>
+        <w:t/>
+      </w:r>
+      <w:proofErr w:type="spellEnd"/>
       <w:r>
         <w:rPr>
           <w:b/>
           <w:bCs/>
           <w:sz w:val="18"/>
           <w:szCs w:val="18"/>
-          <w:lang w:val="nb-NO"/>
-        </w:rPr>
-        <w:t xml:space="preserve"> Tanggal </w:t>
-      </w:r>
+        </w:rPr>
+        <w:t xml:space="preserve"/>
+      </w:r>
+      <w:proofErr w:type="spellStart"/>
       <w:r>
         <w:rPr>
           <w:b/>
           <w:bCs/>
           <w:sz w:val="18"/>
           <w:szCs w:val="18"/>
-          <w:lang w:val="nb-NO"/>
-        </w:rPr>
-        <w:t xml:space="preserve">16</w:t>
-      </w:r>
+        </w:rPr>
+        <w:t/>
+      </w:r>
+      <w:proofErr w:type="spellEnd"/>
       <w:r>
         <w:rPr>
           <w:b/>
           <w:bCs/>
           <w:sz w:val="18"/>
           <w:szCs w:val="18"/>
-          <w:lang w:val="nb-NO"/>
-        </w:rPr>
-        <w:t xml:space="preserve"> </w:t>
+        </w:rPr>
+        <w:t xml:space="preserve"/>
       </w:r>
       <w:r>
         <w:rPr>
@@ -1394,19 +1464,353 @@
           <w:bCs/>
           <w:sz w:val="18"/>
           <w:szCs w:val="18"/>
-          <w:lang w:val="nb-NO"/>
-        </w:rPr>
-        <w:t xml:space="preserve">Juni</w:t>
-      </w:r>
+        </w:rPr>
+        <w:t/>
+      </w:r>
+      <w:proofErr w:type="spellStart"/>
       <w:r>
         <w:rPr>
           <w:b/>
           <w:bCs/>
           <w:sz w:val="18"/>
           <w:szCs w:val="18"/>
-          <w:lang w:val="nb-NO"/>
-        </w:rPr>
-        <w:t xml:space="preserve"> 2026 telah diserahterimakan perangkat dengan spesifikasi serta syarat-syarat dan ketentuan sebagai berikut:</w:t>
+        </w:rPr>
+        <w:t/>
+      </w:r>
+      <w:proofErr w:type="spellEnd"/>
+      <w:r>
+        <w:rPr>
+          <w:b/>
+          <w:bCs/>
+          <w:sz w:val="18"/>
+          <w:szCs w:val="18"/>
+        </w:rPr>
+        <w:t/>
+      </w:r>
+      <w:r>
+        <w:rPr>
+          <w:b/>
+          <w:bCs/>
+          <w:sz w:val="18"/>
+          <w:szCs w:val="18"/>
+        </w:rPr>
+        <w:t xml:space="preserve"/>
+      </w:r>
+      <w:proofErr w:type="spellStart"/>
+      <w:r>
+        <w:rPr>
+          <w:b/>
+          <w:bCs/>
+          <w:sz w:val="18"/>
+          <w:szCs w:val="18"/>
+        </w:rPr>
+        <w:t/>
+      </w:r>
+      <w:proofErr w:type="spellEnd"/>
+      <w:r>
+        <w:rPr>
+          <w:b/>
+          <w:bCs/>
+          <w:sz w:val="18"/>
+          <w:szCs w:val="18"/>
+        </w:rPr>
+        <w:t xml:space="preserve"/>
+      </w:r>
+      <w:r>
+        <w:rPr>
+          <w:b/>
+          <w:bCs/>
+          <w:sz w:val="18"/>
+          <w:szCs w:val="18"/>
+        </w:rPr>
+        <w:t/>
+      </w:r>
+      <w:proofErr w:type="spellStart"/>
+      <w:r>
+        <w:rPr>
+          <w:b/>
+          <w:bCs/>
+          <w:sz w:val="18"/>
+          <w:szCs w:val="18"/>
+        </w:rPr>
+        <w:t/>
+      </w:r>
+      <w:proofErr w:type="spellEnd"/>
+      <w:r>
+        <w:rPr>
+          <w:b/>
+          <w:bCs/>
+          <w:sz w:val="18"/>
+          <w:szCs w:val="18"/>
+        </w:rPr>
+        <w:t/>
+      </w:r>
+      <w:r>
+        <w:rPr>
+          <w:b/>
+          <w:bCs/>
+          <w:sz w:val="18"/>
+          <w:szCs w:val="18"/>
+        </w:rPr>
+        <w:t xml:space="preserve"/>
+      </w:r>
+      <w:r>
+        <w:rPr>
+          <w:b/>
+          <w:bCs/>
+          <w:sz w:val="18"/>
+          <w:szCs w:val="18"/>
+        </w:rPr>
+        <w:t/>
+      </w:r>
+      <w:proofErr w:type="spellStart"/>
+      <w:r>
+        <w:rPr>
+          <w:b/>
+          <w:bCs/>
+          <w:sz w:val="18"/>
+          <w:szCs w:val="18"/>
+        </w:rPr>
+        <w:t/>
+      </w:r>
+      <w:proofErr w:type="spellEnd"/>
+      <w:r>
+        <w:rPr>
+          <w:b/>
+          <w:bCs/>
+          <w:sz w:val="18"/>
+          <w:szCs w:val="18"/>
+        </w:rPr>
+        <w:t/>
+      </w:r>
+      <w:r>
+        <w:rPr>
+          <w:b/>
+          <w:bCs/>
+          <w:sz w:val="18"/>
+          <w:szCs w:val="18"/>
+        </w:rPr>
+        <w:t xml:space="preserve"/>
+      </w:r>
+      <w:proofErr w:type="spellStart"/>
+      <w:r>
+        <w:rPr>
+          <w:b/>
+          <w:bCs/>
+          <w:sz w:val="18"/>
+          <w:szCs w:val="18"/>
+        </w:rPr>
+        <w:t/>
+      </w:r>
+      <w:proofErr w:type="spellEnd"/>
+      <w:r>
+        <w:rPr>
+          <w:b/>
+          <w:bCs/>
+          <w:sz w:val="18"/>
+          <w:szCs w:val="18"/>
+        </w:rPr>
+        <w:t xml:space="preserve"/>
+      </w:r>
+      <w:proofErr w:type="spellStart"/>
+      <w:r>
+        <w:rPr>
+          <w:b/>
+          <w:bCs/>
+          <w:sz w:val="18"/>
+          <w:szCs w:val="18"/>
+        </w:rPr>
+        <w:t/>
+      </w:r>
+      <w:proofErr w:type="spellEnd"/>
+      <w:r>
+        <w:rPr>
+          <w:b/>
+          <w:bCs/>
+          <w:sz w:val="18"/>
+          <w:szCs w:val="18"/>
+        </w:rPr>
+        <w:t xml:space="preserve"/>
+      </w:r>
+      <w:proofErr w:type="spellStart"/>
+      <w:r>
+        <w:rPr>
+          <w:b/>
+          <w:bCs/>
+          <w:sz w:val="18"/>
+          <w:szCs w:val="18"/>
+        </w:rPr>
+        <w:t/>
+      </w:r>
+      <w:proofErr w:type="spellEnd"/>
+      <w:r>
+        <w:rPr>
+          <w:b/>
+          <w:bCs/>
+          <w:sz w:val="18"/>
+          <w:szCs w:val="18"/>
+        </w:rPr>
+        <w:t xml:space="preserve"/>
+      </w:r>
+      <w:proofErr w:type="spellStart"/>
+      <w:r>
+        <w:rPr>
+          <w:b/>
+          <w:bCs/>
+          <w:sz w:val="18"/>
+          <w:szCs w:val="18"/>
+        </w:rPr>
+        <w:t/>
+      </w:r>
+      <w:proofErr w:type="spellEnd"/>
+      <w:r>
+        <w:rPr>
+          <w:b/>
+          <w:bCs/>
+          <w:sz w:val="18"/>
+          <w:szCs w:val="18"/>
+        </w:rPr>
+        <w:t xml:space="preserve"/>
+      </w:r>
+      <w:proofErr w:type="spellStart"/>
+      <w:r>
+        <w:rPr>
+          <w:b/>
+          <w:bCs/>
+          <w:sz w:val="18"/>
+          <w:szCs w:val="18"/>
+        </w:rPr>
+        <w:t/>
+      </w:r>
+      <w:proofErr w:type="spellEnd"/>
+      <w:r>
+        <w:rPr>
+          <w:b/>
+          <w:bCs/>
+          <w:sz w:val="18"/>
+          <w:szCs w:val="18"/>
+        </w:rPr>
+        <w:t xml:space="preserve"/>
+      </w:r>
+      <w:proofErr w:type="spellStart"/>
+      <w:r>
+        <w:rPr>
+          <w:b/>
+          <w:bCs/>
+          <w:sz w:val="18"/>
+          <w:szCs w:val="18"/>
+        </w:rPr>
+        <w:t/>
+      </w:r>
+      <w:proofErr w:type="spellEnd"/>
+      <w:r>
+        <w:rPr>
+          <w:b/>
+          <w:bCs/>
+          <w:sz w:val="18"/>
+          <w:szCs w:val="18"/>
+        </w:rPr>
+        <w:t xml:space="preserve"/>
+      </w:r>
+      <w:proofErr w:type="spellStart"/>
+      <w:r>
+        <w:rPr>
+          <w:b/>
+          <w:bCs/>
+          <w:sz w:val="18"/>
+          <w:szCs w:val="18"/>
+        </w:rPr>
+        <w:t/>
+      </w:r>
+      <w:proofErr w:type="spellEnd"/>
+      <w:r>
+        <w:rPr>
+          <w:b/>
+          <w:bCs/>
+          <w:sz w:val="18"/>
+          <w:szCs w:val="18"/>
+        </w:rPr>
+        <w:t xml:space="preserve"/>
+      </w:r>
+      <w:proofErr w:type="spellStart"/>
+      <w:r>
+        <w:rPr>
+          <w:b/>
+          <w:bCs/>
+          <w:sz w:val="18"/>
+          <w:szCs w:val="18"/>
+        </w:rPr>
+        <w:t/>
+      </w:r>
+      <w:proofErr w:type="spellEnd"/>
+      <w:r>
+        <w:rPr>
+          <w:b/>
+          <w:bCs/>
+          <w:sz w:val="18"/>
+          <w:szCs w:val="18"/>
+        </w:rPr>
+        <w:t xml:space="preserve"/>
+      </w:r>
+      <w:proofErr w:type="spellStart"/>
+      <w:r>
+        <w:rPr>
+          <w:b/>
+          <w:bCs/>
+          <w:sz w:val="18"/>
+          <w:szCs w:val="18"/>
+        </w:rPr>
+        <w:t/>
+      </w:r>
+      <w:proofErr w:type="spellEnd"/>
+      <w:r>
+        <w:rPr>
+          <w:b/>
+          <w:bCs/>
+          <w:sz w:val="18"/>
+          <w:szCs w:val="18"/>
+        </w:rPr>
+        <w:t xml:space="preserve"/>
+      </w:r>
+      <w:proofErr w:type="spellStart"/>
+      <w:r>
+        <w:rPr>
+          <w:b/>
+          <w:bCs/>
+          <w:sz w:val="18"/>
+          <w:szCs w:val="18"/>
+        </w:rPr>
+        <w:t/>
+      </w:r>
+      <w:proofErr w:type="spellEnd"/>
+      <w:r>
+        <w:rPr>
+          <w:b/>
+          <w:bCs/>
+          <w:sz w:val="18"/>
+          <w:szCs w:val="18"/>
+        </w:rPr>
+        <w:t xml:space="preserve"/>
+      </w:r>
+      <w:proofErr w:type="spellStart"/>
+      <w:r>
+        <w:rPr>
+          <w:b/>
+          <w:bCs/>
+          <w:sz w:val="18"/>
+          <w:szCs w:val="18"/>
+        </w:rPr>
+        <w:t/>
+      </w:r>
+      <w:proofErr w:type="spellEnd"/>
+      <w:r>
+        <w:rPr>
+          <w:b/>
+          <w:bCs/>
+          <w:sz w:val="18"/>
+          <w:szCs w:val="18"/>
+        </w:rPr>
+        <w:t/>
       </w:r>
     </w:p>
     <w:p>
@@ -1415,7 +1819,6 @@
         <w:rPr>
           <w:sz w:val="18"/>
           <w:szCs w:val="18"/>
-          <w:lang w:val="nb-NO"/>
         </w:rPr>
       </w:pPr>
     </w:p>
@@ -1445,7 +1848,7 @@
           <w:u w:val="single"/>
           <w:lang w:val="nb-NO"/>
         </w:rPr>
-        <w:t xml:space="preserve">Jenis</w:t>
+        <w:t>Jenis Perangkat Keras: Remote</w:t>
       </w:r>
       <w:r>
         <w:rPr>
@@ -1455,7 +1858,7 @@
           <w:u w:val="single"/>
           <w:lang w:val="nb-NO"/>
         </w:rPr>
-        <w:t xml:space="preserve"> </w:t>
+        <w:t xml:space="preserve"/>
       </w:r>
       <w:r>
         <w:rPr>
@@ -1467,7 +1870,7 @@
           <w:u w:val="single"/>
           <w:lang w:val="nb-NO"/>
         </w:rPr>
-        <w:t xml:space="preserve">Perangkat Keras: Cable Tester</w:t>
+        <w:t/>
       </w:r>
     </w:p>
     <w:tbl>
@@ -1476,7 +1879,7 @@
         <w:tblW w:w="0" w:type="auto"/>
         <w:tblInd w:w="360" w:type="dxa"/>
         <w:tblLayout w:type="fixed"/>
-        <w:tblLook w:val="04A0"/>
+        <w:tblLook w:val="04A0" w:firstRow="1" w:lastRow="0" w:firstColumn="1" w:lastColumn="0" w:noHBand="0" w:noVBand="1"/>
       </w:tblPr>
       <w:tblGrid>
         <w:gridCol w:w="805"/>
@@ -1487,12 +1890,6 @@
         <w:gridCol w:w="2973"/>
       </w:tblGrid>
       <w:tr>
-        <w:tblPrEx>
-          <w:tblW w:w="0" w:type="auto"/>
-          <w:tblInd w:w="360" w:type="dxa"/>
-          <w:tblLayout w:type="fixed"/>
-          <w:tblLook w:val="04A0"/>
-        </w:tblPrEx>
         <w:trPr>
           <w:trHeight w:val="690"/>
         </w:trPr>
@@ -1500,7 +1897,7 @@
           <w:tcPr>
             <w:tcW w:w="805" w:type="dxa"/>
             <w:tcBorders>
-              <w:bottom w:val="single" w:sz="4" w:space="0" w:color="auto"/>
+              <w:bottom w:val="single" w:color="auto" w:sz="4" w:space="0"/>
             </w:tcBorders>
           </w:tcPr>
           <w:tbl>
@@ -1508,33 +1905,20 @@
               <w:tblStyle w:val="TableGrid"/>
               <w:tblW w:w="0" w:type="auto"/>
               <w:tblBorders>
-                <w:top w:val="none" w:sz="0" w:space="0" w:color="auto"/>
-                <w:left w:val="none" w:sz="0" w:space="0" w:color="auto"/>
-                <w:bottom w:val="none" w:sz="0" w:space="0" w:color="auto"/>
-                <w:right w:val="none" w:sz="0" w:space="0" w:color="auto"/>
-                <w:insideH w:val="none" w:sz="0" w:space="0" w:color="auto"/>
-                <w:insideV w:val="none" w:sz="0" w:space="0" w:color="auto"/>
+                <w:top w:val="none" w:color="auto" w:sz="0" w:space="0"/>
+                <w:left w:val="none" w:color="auto" w:sz="0" w:space="0"/>
+                <w:bottom w:val="none" w:color="auto" w:sz="0" w:space="0"/>
+                <w:right w:val="none" w:color="auto" w:sz="0" w:space="0"/>
+                <w:insideH w:val="none" w:color="auto" w:sz="0" w:space="0"/>
+                <w:insideV w:val="none" w:color="auto" w:sz="0" w:space="0"/>
               </w:tblBorders>
+              <w:tblLook w:val="04A0" w:firstRow="1" w:lastRow="0" w:firstColumn="1" w:lastColumn="0" w:noHBand="0" w:noVBand="1"/>
               <w:tblLayout w:type="fixed"/>
-              <w:tblLook w:val="04A0"/>
             </w:tblPr>
             <w:tblGrid>
               <w:gridCol w:w="579"/>
             </w:tblGrid>
             <w:tr>
-              <w:tblPrEx>
-                <w:tblW w:w="0" w:type="auto"/>
-                <w:tblBorders>
-                  <w:top w:val="none" w:sz="0" w:space="0" w:color="auto"/>
-                  <w:left w:val="none" w:sz="0" w:space="0" w:color="auto"/>
-                  <w:bottom w:val="none" w:sz="0" w:space="0" w:color="auto"/>
-                  <w:right w:val="none" w:sz="0" w:space="0" w:color="auto"/>
-                  <w:insideH w:val="none" w:sz="0" w:space="0" w:color="auto"/>
-                  <w:insideV w:val="none" w:sz="0" w:space="0" w:color="auto"/>
-                </w:tblBorders>
-                <w:tblLayout w:type="fixed"/>
-                <w:tblLook w:val="04A0"/>
-              </w:tblPrEx>
               <w:tc>
                 <w:tcPr>
                   <w:tcW w:w="579" w:type="dxa"/>
@@ -1556,11 +1940,6 @@
               </w:tc>
             </w:tr>
             <w:tr>
-              <w:tblPrEx>
-                <w:tblW w:w="0" w:type="auto"/>
-                <w:tblLayout w:type="fixed"/>
-                <w:tblLook w:val="04A0"/>
-              </w:tblPrEx>
               <w:tc>
                 <w:tcPr>
                   <w:tcW w:w="579" w:type="dxa"/>
@@ -1587,17 +1966,12 @@
                       <w:szCs w:val="18"/>
                       <w:lang w:val="nb-NO"/>
                     </w:rPr>
-                    <w:t xml:space="preserve">NO.</w:t>
+                    <w:t>NO.</w:t>
                   </w:r>
                 </w:p>
               </w:tc>
             </w:tr>
             <w:tr>
-              <w:tblPrEx>
-                <w:tblW w:w="0" w:type="auto"/>
-                <w:tblLayout w:type="fixed"/>
-                <w:tblLook w:val="04A0"/>
-              </w:tblPrEx>
               <w:tc>
                 <w:tcPr>
                   <w:tcW w:w="579" w:type="dxa"/>
@@ -1644,34 +2018,21 @@
               <w:tblStyle w:val="TableGrid"/>
               <w:tblW w:w="0" w:type="auto"/>
               <w:tblBorders>
-                <w:top w:val="none" w:sz="0" w:space="0" w:color="auto"/>
-                <w:left w:val="none" w:sz="0" w:space="0" w:color="auto"/>
-                <w:bottom w:val="none" w:sz="0" w:space="0" w:color="auto"/>
-                <w:right w:val="none" w:sz="0" w:space="0" w:color="auto"/>
-                <w:insideH w:val="none" w:sz="0" w:space="0" w:color="auto"/>
-                <w:insideV w:val="none" w:sz="0" w:space="0" w:color="auto"/>
+                <w:top w:val="none" w:color="auto" w:sz="0" w:space="0"/>
+                <w:left w:val="none" w:color="auto" w:sz="0" w:space="0"/>
+                <w:bottom w:val="none" w:color="auto" w:sz="0" w:space="0"/>
+                <w:right w:val="none" w:color="auto" w:sz="0" w:space="0"/>
+                <w:insideH w:val="none" w:color="auto" w:sz="0" w:space="0"/>
+                <w:insideV w:val="none" w:color="auto" w:sz="0" w:space="0"/>
               </w:tblBorders>
+              <w:tblLook w:val="04A0" w:firstRow="1" w:lastRow="0" w:firstColumn="1" w:lastColumn="0" w:noHBand="0" w:noVBand="1"/>
               <w:tblLayout w:type="fixed"/>
-              <w:tblLook w:val="04A0"/>
             </w:tblPr>
             <w:tblGrid>
               <w:gridCol w:w="922"/>
               <w:gridCol w:w="922"/>
             </w:tblGrid>
             <w:tr>
-              <w:tblPrEx>
-                <w:tblW w:w="0" w:type="auto"/>
-                <w:tblBorders>
-                  <w:top w:val="none" w:sz="0" w:space="0" w:color="auto"/>
-                  <w:left w:val="none" w:sz="0" w:space="0" w:color="auto"/>
-                  <w:bottom w:val="none" w:sz="0" w:space="0" w:color="auto"/>
-                  <w:right w:val="none" w:sz="0" w:space="0" w:color="auto"/>
-                  <w:insideH w:val="none" w:sz="0" w:space="0" w:color="auto"/>
-                  <w:insideV w:val="none" w:sz="0" w:space="0" w:color="auto"/>
-                </w:tblBorders>
-                <w:tblLayout w:type="fixed"/>
-                <w:tblLook w:val="04A0"/>
-              </w:tblPrEx>
               <w:tc>
                 <w:tcPr>
                   <w:tcW w:w="1844" w:type="dxa"/>
@@ -1681,6 +2042,7 @@
                   <w:pPr>
                     <w:pStyle w:val="ListParagraph"/>
                     <w:ind w:left="0"/>
+                    <w:jc w:val="center"/>
                     <w:rPr>
                       <w:b/>
                       <w:bCs/>
@@ -1699,17 +2061,12 @@
                       <w:szCs w:val="18"/>
                       <w:lang w:val="nb-NO"/>
                     </w:rPr>
-                    <w:t xml:space="preserve">JUMLAH</w:t>
+                    <w:t>JUMLAH</w:t>
                   </w:r>
                 </w:p>
               </w:tc>
             </w:tr>
             <w:tr>
-              <w:tblPrEx>
-                <w:tblW w:w="0" w:type="auto"/>
-                <w:tblLayout w:type="fixed"/>
-                <w:tblLook w:val="04A0"/>
-              </w:tblPrEx>
               <w:tc>
                 <w:tcPr>
                   <w:tcW w:w="922" w:type="dxa"/>
@@ -1750,11 +2107,6 @@
               </w:tc>
             </w:tr>
             <w:tr>
-              <w:tblPrEx>
-                <w:tblW w:w="0" w:type="auto"/>
-                <w:tblLayout w:type="fixed"/>
-                <w:tblLook w:val="04A0"/>
-              </w:tblPrEx>
               <w:tc>
                 <w:tcPr>
                   <w:tcW w:w="922" w:type="dxa"/>
@@ -1781,7 +2133,7 @@
                       <w:szCs w:val="18"/>
                       <w:lang w:val="nb-NO"/>
                     </w:rPr>
-                    <w:t xml:space="preserve">ANGKA</w:t>
+                    <w:t>ANGKA</w:t>
                   </w:r>
                 </w:p>
               </w:tc>
@@ -1811,7 +2163,7 @@
                       <w:szCs w:val="18"/>
                       <w:lang w:val="nb-NO"/>
                     </w:rPr>
-                    <w:t xml:space="preserve">HURUF</w:t>
+                    <w:t>HURUF</w:t>
                   </w:r>
                 </w:p>
               </w:tc>
@@ -1836,7 +2188,7 @@
           <w:tcPr>
             <w:tcW w:w="1170" w:type="dxa"/>
             <w:tcBorders>
-              <w:bottom w:val="single" w:sz="4" w:space="0" w:color="auto"/>
+              <w:bottom w:val="single" w:color="auto" w:sz="4" w:space="0"/>
             </w:tcBorders>
           </w:tcPr>
           <w:p>
@@ -1857,6 +2209,7 @@
             <w:pPr>
               <w:pStyle w:val="ListParagraph"/>
               <w:ind w:left="0"/>
+              <w:jc w:val="center"/>
               <w:rPr>
                 <w:b/>
                 <w:bCs/>
@@ -1875,7 +2228,7 @@
                 <w:szCs w:val="18"/>
                 <w:lang w:val="nb-NO"/>
               </w:rPr>
-              <w:t xml:space="preserve">SATUAN</w:t>
+              <w:t>SATUAN</w:t>
             </w:r>
           </w:p>
         </w:tc>
@@ -1883,7 +2236,7 @@
           <w:tcPr>
             <w:tcW w:w="2250" w:type="dxa"/>
             <w:tcBorders>
-              <w:bottom w:val="single" w:sz="4" w:space="0" w:color="auto"/>
+              <w:bottom w:val="single" w:color="auto" w:sz="4" w:space="0"/>
             </w:tcBorders>
           </w:tcPr>
           <w:p>
@@ -1904,6 +2257,7 @@
             <w:pPr>
               <w:pStyle w:val="ListParagraph"/>
               <w:ind w:left="0"/>
+              <w:jc w:val="center"/>
               <w:rPr>
                 <w:b/>
                 <w:bCs/>
@@ -1922,7 +2276,7 @@
                 <w:szCs w:val="18"/>
                 <w:lang w:val="nb-NO"/>
               </w:rPr>
-              <w:t xml:space="preserve">NOMOR SERIAL</w:t>
+              <w:t>NOMOR SERIAL</w:t>
             </w:r>
           </w:p>
         </w:tc>
@@ -1930,13 +2284,14 @@
           <w:tcPr>
             <w:tcW w:w="2973" w:type="dxa"/>
             <w:tcBorders>
-              <w:bottom w:val="single" w:sz="4" w:space="0" w:color="auto"/>
+              <w:bottom w:val="single" w:color="auto" w:sz="4" w:space="0"/>
             </w:tcBorders>
           </w:tcPr>
           <w:p>
             <w:pPr>
               <w:pStyle w:val="ListParagraph"/>
               <w:ind w:left="0"/>
+              <w:jc w:val="center"/>
               <w:rPr>
                 <w:b/>
                 <w:bCs/>
@@ -1951,6 +2306,7 @@
             <w:pPr>
               <w:pStyle w:val="ListParagraph"/>
               <w:ind w:left="0"/>
+              <w:jc w:val="center"/>
               <w:rPr>
                 <w:b/>
                 <w:bCs/>
@@ -1969,18 +2325,12 @@
                 <w:szCs w:val="18"/>
                 <w:lang w:val="nb-NO"/>
               </w:rPr>
-              <w:t xml:space="preserve">KETERANGAN</w:t>
+              <w:t>KETERANGAN</w:t>
             </w:r>
           </w:p>
         </w:tc>
       </w:tr>
       <w:tr>
-        <w:tblPrEx>
-          <w:tblW w:w="0" w:type="auto"/>
-          <w:tblInd w:w="360" w:type="dxa"/>
-          <w:tblLayout w:type="fixed"/>
-          <w:tblLook w:val="04A0"/>
-        </w:tblPrEx>
         <w:tc>
           <w:tcPr>
             <w:tcW w:w="805" w:type="dxa"/>
@@ -2004,7 +2354,7 @@
                 <w:szCs w:val="18"/>
                 <w:lang w:val="nb-NO"/>
               </w:rPr>
-              <w:t xml:space="preserve">1.</w:t>
+              <w:t>1</w:t>
             </w:r>
           </w:p>
         </w:tc>
@@ -2031,7 +2381,7 @@
                 <w:szCs w:val="18"/>
                 <w:lang w:val="nb-NO"/>
               </w:rPr>
-              <w:t xml:space="preserve">1</w:t>
+              <w:t>1</w:t>
             </w:r>
           </w:p>
         </w:tc>
@@ -2058,7 +2408,7 @@
                 <w:szCs w:val="18"/>
                 <w:lang w:val="nb-NO"/>
               </w:rPr>
-              <w:t xml:space="preserve">Satu</w:t>
+              <w:t>Satu</w:t>
             </w:r>
           </w:p>
         </w:tc>
@@ -2085,7 +2435,7 @@
                 <w:szCs w:val="18"/>
                 <w:lang w:val="nb-NO"/>
               </w:rPr>
-              <w:t xml:space="preserve">Pcs</w:t>
+              <w:t>Pcs</w:t>
             </w:r>
           </w:p>
         </w:tc>
@@ -2112,7 +2462,7 @@
                 <w:szCs w:val="18"/>
                 <w:lang w:val="nb-NO"/>
               </w:rPr>
-              <w:t xml:space="preserve">-</w:t>
+              <w:t>-</w:t>
             </w:r>
           </w:p>
         </w:tc>
@@ -2139,18 +2489,12 @@
                 <w:szCs w:val="18"/>
                 <w:lang w:val="nb-NO"/>
               </w:rPr>
-              <w:t xml:space="preserve">-</w:t>
+              <w:t>-</w:t>
             </w:r>
           </w:p>
         </w:tc>
       </w:tr>
       <w:tr>
-        <w:tblPrEx>
-          <w:tblW w:w="0" w:type="auto"/>
-          <w:tblInd w:w="360" w:type="dxa"/>
-          <w:tblLayout w:type="fixed"/>
-          <w:tblLook w:val="04A0"/>
-        </w:tblPrEx>
         <w:trPr>
           <w:trHeight w:val="470"/>
         </w:trPr>
@@ -2177,7 +2521,7 @@
                 <w:szCs w:val="18"/>
                 <w:lang w:val="nb-NO"/>
               </w:rPr>
-              <w:t xml:space="preserve">Catatan: Perangkat IT ini dialokasikan berdasarkan</w:t>
+              <w:t>Catatan: Perangkat IT ini dialokasikan berdasarkan</w:t>
             </w:r>
           </w:p>
           <w:p>
@@ -2196,7 +2540,7 @@
                 <w:sz w:val="18"/>
                 <w:szCs w:val="18"/>
               </w:rPr>
-              <w:t xml:space="preserve">Tiket di My SSC NO. qazwsx</w:t>
+              <w:t>Nota Dinas/Tiket di My SSC No. -</w:t>
             </w:r>
           </w:p>
         </w:tc>
@@ -2224,12 +2568,421 @@
           <w:szCs w:val="18"/>
         </w:rPr>
       </w:pPr>
-      <w:r>
-        <w:rPr>
-          <w:sz w:val="18"/>
-          <w:szCs w:val="18"/>
-        </w:rPr>
-        <w:t xml:space="preserve">Pihak penerima bertanggung jawab sepenuhnya atas peralatan yang digunakannya dan telah membaca dan setuju dengan ketentuan tambahan yang tercantum pada halaman belakang dari lembar bukti penerimaan barang ini (wajib dibaca).</w:t>
+      <w:proofErr w:type="spellStart"/>
+      <w:r>
+        <w:rPr>
+          <w:sz w:val="18"/>
+          <w:szCs w:val="18"/>
+        </w:rPr>
+        <w:t>Pihak</w:t>
+      </w:r>
+      <w:proofErr w:type="spellEnd"/>
+      <w:r>
+        <w:rPr>
+          <w:sz w:val="18"/>
+          <w:szCs w:val="18"/>
+        </w:rPr>
+        <w:t xml:space="preserve"> </w:t>
+      </w:r>
+      <w:proofErr w:type="spellStart"/>
+      <w:r>
+        <w:rPr>
+          <w:sz w:val="18"/>
+          <w:szCs w:val="18"/>
+        </w:rPr>
+        <w:t>penerima</w:t>
+      </w:r>
+      <w:proofErr w:type="spellEnd"/>
+      <w:r>
+        <w:rPr>
+          <w:sz w:val="18"/>
+          <w:szCs w:val="18"/>
+        </w:rPr>
+        <w:t xml:space="preserve"> </w:t>
+      </w:r>
+      <w:proofErr w:type="spellStart"/>
+      <w:r>
+        <w:rPr>
+          <w:sz w:val="18"/>
+          <w:szCs w:val="18"/>
+        </w:rPr>
+        <w:t>bertanggung</w:t>
+      </w:r>
+      <w:proofErr w:type="spellEnd"/>
+      <w:r>
+        <w:rPr>
+          <w:sz w:val="18"/>
+          <w:szCs w:val="18"/>
+        </w:rPr>
+        <w:t xml:space="preserve"> </w:t>
+      </w:r>
+      <w:proofErr w:type="spellStart"/>
+      <w:r>
+        <w:rPr>
+          <w:sz w:val="18"/>
+          <w:szCs w:val="18"/>
+        </w:rPr>
+        <w:t>jawab</w:t>
+      </w:r>
+      <w:proofErr w:type="spellEnd"/>
+      <w:r>
+        <w:rPr>
+          <w:sz w:val="18"/>
+          <w:szCs w:val="18"/>
+        </w:rPr>
+        <w:t xml:space="preserve"> </w:t>
+      </w:r>
+      <w:proofErr w:type="spellStart"/>
+      <w:r>
+        <w:rPr>
+          <w:sz w:val="18"/>
+          <w:szCs w:val="18"/>
+        </w:rPr>
+        <w:t>sepenuhnya</w:t>
+      </w:r>
+      <w:proofErr w:type="spellEnd"/>
+      <w:r>
+        <w:rPr>
+          <w:sz w:val="18"/>
+          <w:szCs w:val="18"/>
+        </w:rPr>
+        <w:t xml:space="preserve"> </w:t>
+      </w:r>
+      <w:proofErr w:type="spellStart"/>
+      <w:r>
+        <w:rPr>
+          <w:sz w:val="18"/>
+          <w:szCs w:val="18"/>
+        </w:rPr>
+        <w:t>atas</w:t>
+      </w:r>
+      <w:proofErr w:type="spellEnd"/>
+      <w:r>
+        <w:rPr>
+          <w:sz w:val="18"/>
+          <w:szCs w:val="18"/>
+        </w:rPr>
+        <w:t xml:space="preserve"> </w:t>
+      </w:r>
+      <w:proofErr w:type="spellStart"/>
+      <w:r>
+        <w:rPr>
+          <w:sz w:val="18"/>
+          <w:szCs w:val="18"/>
+        </w:rPr>
+        <w:t>barang</w:t>
+      </w:r>
+      <w:proofErr w:type="spellEnd"/>
+      <w:r>
+        <w:rPr>
+          <w:sz w:val="18"/>
+          <w:szCs w:val="18"/>
+        </w:rPr>
+        <w:t>/</w:t>
+      </w:r>
+      <w:proofErr w:type="spellStart"/>
+      <w:r>
+        <w:rPr>
+          <w:sz w:val="18"/>
+          <w:szCs w:val="18"/>
+        </w:rPr>
+        <w:t>peralatan</w:t>
+      </w:r>
+      <w:proofErr w:type="spellEnd"/>
+      <w:r>
+        <w:rPr>
+          <w:sz w:val="18"/>
+          <w:szCs w:val="18"/>
+        </w:rPr>
+        <w:t xml:space="preserve"> yang </w:t>
+      </w:r>
+      <w:proofErr w:type="spellStart"/>
+      <w:r>
+        <w:rPr>
+          <w:sz w:val="18"/>
+          <w:szCs w:val="18"/>
+        </w:rPr>
+        <w:t>diterima</w:t>
+      </w:r>
+      <w:proofErr w:type="spellEnd"/>
+      <w:r>
+        <w:rPr>
+          <w:sz w:val="18"/>
+          <w:szCs w:val="18"/>
+        </w:rPr>
+        <w:t xml:space="preserve"> dan </w:t>
+      </w:r>
+      <w:proofErr w:type="spellStart"/>
+      <w:r>
+        <w:rPr>
+          <w:sz w:val="18"/>
+          <w:szCs w:val="18"/>
+        </w:rPr>
+        <w:t>digunakan</w:t>
+      </w:r>
+      <w:proofErr w:type="spellEnd"/>
+      <w:r>
+        <w:rPr>
+          <w:sz w:val="18"/>
+          <w:szCs w:val="18"/>
+        </w:rPr>
+        <w:t xml:space="preserve"> </w:t>
+      </w:r>
+      <w:proofErr w:type="spellStart"/>
+      <w:r>
+        <w:rPr>
+          <w:sz w:val="18"/>
+          <w:szCs w:val="18"/>
+        </w:rPr>
+        <w:t>serta</w:t>
+      </w:r>
+      <w:proofErr w:type="spellEnd"/>
+      <w:r>
+        <w:rPr>
+          <w:sz w:val="18"/>
+          <w:szCs w:val="18"/>
+        </w:rPr>
+        <w:t xml:space="preserve"> </w:t>
+      </w:r>
+      <w:proofErr w:type="spellStart"/>
+      <w:r>
+        <w:rPr>
+          <w:sz w:val="18"/>
+          <w:szCs w:val="18"/>
+        </w:rPr>
+        <w:t>menyatakan</w:t>
+      </w:r>
+      <w:proofErr w:type="spellEnd"/>
+      <w:r>
+        <w:rPr>
+          <w:sz w:val="18"/>
+          <w:szCs w:val="18"/>
+        </w:rPr>
+        <w:t xml:space="preserve"> </w:t>
+      </w:r>
+      <w:proofErr w:type="spellStart"/>
+      <w:r>
+        <w:rPr>
+          <w:sz w:val="18"/>
+          <w:szCs w:val="18"/>
+        </w:rPr>
+        <w:t>telah</w:t>
+      </w:r>
+      <w:proofErr w:type="spellEnd"/>
+      <w:r>
+        <w:rPr>
+          <w:sz w:val="18"/>
+          <w:szCs w:val="18"/>
+        </w:rPr>
+        <w:t xml:space="preserve"> </w:t>
+      </w:r>
+      <w:proofErr w:type="spellStart"/>
+      <w:r>
+        <w:rPr>
+          <w:sz w:val="18"/>
+          <w:szCs w:val="18"/>
+        </w:rPr>
+        <w:t>membaca</w:t>
+      </w:r>
+      <w:proofErr w:type="spellEnd"/>
+      <w:r>
+        <w:rPr>
+          <w:sz w:val="18"/>
+          <w:szCs w:val="18"/>
+        </w:rPr>
+        <w:t xml:space="preserve">, </w:t>
+      </w:r>
+      <w:proofErr w:type="spellStart"/>
+      <w:r>
+        <w:rPr>
+          <w:sz w:val="18"/>
+          <w:szCs w:val="18"/>
+        </w:rPr>
+        <w:t>memahami</w:t>
+      </w:r>
+      <w:proofErr w:type="spellEnd"/>
+      <w:r>
+        <w:rPr>
+          <w:sz w:val="18"/>
+          <w:szCs w:val="18"/>
+        </w:rPr>
+        <w:t xml:space="preserve">, dan </w:t>
+      </w:r>
+      <w:proofErr w:type="spellStart"/>
+      <w:r>
+        <w:rPr>
+          <w:sz w:val="18"/>
+          <w:szCs w:val="18"/>
+        </w:rPr>
+        <w:t>menyetujui</w:t>
+      </w:r>
+      <w:proofErr w:type="spellEnd"/>
+      <w:r>
+        <w:rPr>
+          <w:sz w:val="18"/>
+          <w:szCs w:val="18"/>
+        </w:rPr>
+        <w:t xml:space="preserve"> </w:t>
+      </w:r>
+      <w:proofErr w:type="spellStart"/>
+      <w:r>
+        <w:rPr>
+          <w:sz w:val="18"/>
+          <w:szCs w:val="18"/>
+        </w:rPr>
+        <w:t>seluruh</w:t>
+      </w:r>
+      <w:proofErr w:type="spellEnd"/>
+      <w:r>
+        <w:rPr>
+          <w:sz w:val="18"/>
+          <w:szCs w:val="18"/>
+        </w:rPr>
+        <w:t xml:space="preserve"> </w:t>
+      </w:r>
+      <w:proofErr w:type="spellStart"/>
+      <w:r>
+        <w:rPr>
+          <w:sz w:val="18"/>
+          <w:szCs w:val="18"/>
+        </w:rPr>
+        <w:t>ketentuan</w:t>
+      </w:r>
+      <w:proofErr w:type="spellEnd"/>
+      <w:r>
+        <w:rPr>
+          <w:sz w:val="18"/>
+          <w:szCs w:val="18"/>
+        </w:rPr>
+        <w:t xml:space="preserve"> yang </w:t>
+      </w:r>
+      <w:proofErr w:type="spellStart"/>
+      <w:r>
+        <w:rPr>
+          <w:sz w:val="18"/>
+          <w:szCs w:val="18"/>
+        </w:rPr>
+        <w:t>tercantum</w:t>
+      </w:r>
+      <w:proofErr w:type="spellEnd"/>
+      <w:r>
+        <w:rPr>
+          <w:sz w:val="18"/>
+          <w:szCs w:val="18"/>
+        </w:rPr>
+        <w:t xml:space="preserve"> </w:t>
+      </w:r>
+      <w:proofErr w:type="spellStart"/>
+      <w:r>
+        <w:rPr>
+          <w:sz w:val="18"/>
+          <w:szCs w:val="18"/>
+        </w:rPr>
+        <w:t>dalam</w:t>
+      </w:r>
+      <w:proofErr w:type="spellEnd"/>
+      <w:r>
+        <w:rPr>
+          <w:sz w:val="18"/>
+          <w:szCs w:val="18"/>
+        </w:rPr>
+        <w:t xml:space="preserve"> Berita Acara Serah </w:t>
+      </w:r>
+      <w:proofErr w:type="spellStart"/>
+      <w:r>
+        <w:rPr>
+          <w:sz w:val="18"/>
+          <w:szCs w:val="18"/>
+        </w:rPr>
+        <w:t>Terima</w:t>
+      </w:r>
+      <w:proofErr w:type="spellEnd"/>
+      <w:r>
+        <w:rPr>
+          <w:sz w:val="18"/>
+          <w:szCs w:val="18"/>
+        </w:rPr>
+        <w:t xml:space="preserve"> </w:t>
+      </w:r>
+      <w:proofErr w:type="spellStart"/>
+      <w:r>
+        <w:rPr>
+          <w:sz w:val="18"/>
+          <w:szCs w:val="18"/>
+        </w:rPr>
+        <w:t>ini</w:t>
+      </w:r>
+      <w:proofErr w:type="spellEnd"/>
+      <w:r>
+        <w:rPr>
+          <w:sz w:val="18"/>
+          <w:szCs w:val="18"/>
+        </w:rPr>
+        <w:t xml:space="preserve"> </w:t>
+      </w:r>
+      <w:proofErr w:type="spellStart"/>
+      <w:r>
+        <w:rPr>
+          <w:sz w:val="18"/>
+          <w:szCs w:val="18"/>
+        </w:rPr>
+        <w:t>beserta</w:t>
+      </w:r>
+      <w:proofErr w:type="spellEnd"/>
+      <w:r>
+        <w:rPr>
+          <w:sz w:val="18"/>
+          <w:szCs w:val="18"/>
+        </w:rPr>
+        <w:t xml:space="preserve"> </w:t>
+      </w:r>
+      <w:proofErr w:type="spellStart"/>
+      <w:r>
+        <w:rPr>
+          <w:sz w:val="18"/>
+          <w:szCs w:val="18"/>
+        </w:rPr>
+        <w:t>ketentuan</w:t>
+      </w:r>
+      <w:proofErr w:type="spellEnd"/>
+      <w:r>
+        <w:rPr>
+          <w:sz w:val="18"/>
+          <w:szCs w:val="18"/>
+        </w:rPr>
+        <w:t xml:space="preserve"> </w:t>
+      </w:r>
+      <w:proofErr w:type="spellStart"/>
+      <w:r>
+        <w:rPr>
+          <w:sz w:val="18"/>
+          <w:szCs w:val="18"/>
+        </w:rPr>
+        <w:t>tambahan</w:t>
+      </w:r>
+      <w:proofErr w:type="spellEnd"/>
+      <w:r>
+        <w:rPr>
+          <w:sz w:val="18"/>
+          <w:szCs w:val="18"/>
+        </w:rPr>
+        <w:t xml:space="preserve"> yang </w:t>
+      </w:r>
+      <w:proofErr w:type="spellStart"/>
+      <w:r>
+        <w:rPr>
+          <w:sz w:val="18"/>
+          <w:szCs w:val="18"/>
+        </w:rPr>
+        <w:t>berlaku</w:t>
+      </w:r>
+      <w:proofErr w:type="spellEnd"/>
+      <w:r>
+        <w:rPr>
+          <w:sz w:val="18"/>
+          <w:szCs w:val="18"/>
+        </w:rPr>
+        <w:t>.</w:t>
       </w:r>
     </w:p>
     <w:p>
@@ -2260,19 +3013,492 @@
           <w:lang w:val="nb-NO"/>
         </w:rPr>
       </w:pPr>
-      <w:r>
-        <w:rPr>
-          <w:sz w:val="18"/>
-          <w:szCs w:val="18"/>
-        </w:rPr>
-        <w:t xml:space="preserve">Apabila terjadi pencurian/kehilangan perangkat yang diserahkan kepada pemakai/penanggung jawab, maka pemakai/penanggung jawab harus melaporkan kepada Kepolisian dan Sekuriti PERTAMINA dimana </w:t>
-      </w:r>
-      <w:r>
-        <w:rPr>
-          <w:sz w:val="18"/>
-          <w:szCs w:val="18"/>
-        </w:rPr>
-        <w:t xml:space="preserve">terjadi pencurian/kehilangan barang tersebut. </w:t>
+      <w:proofErr w:type="spellStart"/>
+      <w:r>
+        <w:rPr>
+          <w:sz w:val="18"/>
+          <w:szCs w:val="18"/>
+        </w:rPr>
+        <w:t>Apabila</w:t>
+      </w:r>
+      <w:proofErr w:type="spellEnd"/>
+      <w:r>
+        <w:rPr>
+          <w:sz w:val="18"/>
+          <w:szCs w:val="18"/>
+        </w:rPr>
+        <w:t xml:space="preserve"> </w:t>
+      </w:r>
+      <w:proofErr w:type="spellStart"/>
+      <w:r>
+        <w:rPr>
+          <w:sz w:val="18"/>
+          <w:szCs w:val="18"/>
+        </w:rPr>
+        <w:t>terjadi</w:t>
+      </w:r>
+      <w:proofErr w:type="spellEnd"/>
+      <w:r>
+        <w:rPr>
+          <w:sz w:val="18"/>
+          <w:szCs w:val="18"/>
+        </w:rPr>
+        <w:t xml:space="preserve"> </w:t>
+      </w:r>
+      <w:proofErr w:type="spellStart"/>
+      <w:r>
+        <w:rPr>
+          <w:sz w:val="18"/>
+          <w:szCs w:val="18"/>
+        </w:rPr>
+        <w:t>kehilangan</w:t>
+      </w:r>
+      <w:proofErr w:type="spellEnd"/>
+      <w:r>
+        <w:rPr>
+          <w:sz w:val="18"/>
+          <w:szCs w:val="18"/>
+        </w:rPr>
+        <w:t xml:space="preserve">, </w:t>
+      </w:r>
+      <w:proofErr w:type="spellStart"/>
+      <w:r>
+        <w:rPr>
+          <w:sz w:val="18"/>
+          <w:szCs w:val="18"/>
+        </w:rPr>
+        <w:t>pencurian</w:t>
+      </w:r>
+      <w:proofErr w:type="spellEnd"/>
+      <w:r>
+        <w:rPr>
+          <w:sz w:val="18"/>
+          <w:szCs w:val="18"/>
+        </w:rPr>
+        <w:t xml:space="preserve">, </w:t>
+      </w:r>
+      <w:proofErr w:type="spellStart"/>
+      <w:r>
+        <w:rPr>
+          <w:sz w:val="18"/>
+          <w:szCs w:val="18"/>
+        </w:rPr>
+        <w:t>kerusakan</w:t>
+      </w:r>
+      <w:proofErr w:type="spellEnd"/>
+      <w:r>
+        <w:rPr>
+          <w:sz w:val="18"/>
+          <w:szCs w:val="18"/>
+        </w:rPr>
+        <w:t xml:space="preserve"> </w:t>
+      </w:r>
+      <w:proofErr w:type="spellStart"/>
+      <w:r>
+        <w:rPr>
+          <w:sz w:val="18"/>
+          <w:szCs w:val="18"/>
+        </w:rPr>
+        <w:t>akibat</w:t>
+      </w:r>
+      <w:proofErr w:type="spellEnd"/>
+      <w:r>
+        <w:rPr>
+          <w:sz w:val="18"/>
+          <w:szCs w:val="18"/>
+        </w:rPr>
+        <w:t xml:space="preserve"> </w:t>
+      </w:r>
+      <w:proofErr w:type="spellStart"/>
+      <w:r>
+        <w:rPr>
+          <w:sz w:val="18"/>
+          <w:szCs w:val="18"/>
+        </w:rPr>
+        <w:t>kelalaian</w:t>
+      </w:r>
+      <w:proofErr w:type="spellEnd"/>
+      <w:r>
+        <w:rPr>
+          <w:sz w:val="18"/>
+          <w:szCs w:val="18"/>
+        </w:rPr>
+        <w:t xml:space="preserve">, </w:t>
+      </w:r>
+      <w:proofErr w:type="spellStart"/>
+      <w:r>
+        <w:rPr>
+          <w:sz w:val="18"/>
+          <w:szCs w:val="18"/>
+        </w:rPr>
+        <w:t>atau</w:t>
+      </w:r>
+      <w:proofErr w:type="spellEnd"/>
+      <w:r>
+        <w:rPr>
+          <w:sz w:val="18"/>
+          <w:szCs w:val="18"/>
+        </w:rPr>
+        <w:t xml:space="preserve"> </w:t>
+      </w:r>
+      <w:proofErr w:type="spellStart"/>
+      <w:r>
+        <w:rPr>
+          <w:sz w:val="18"/>
+          <w:szCs w:val="18"/>
+        </w:rPr>
+        <w:t>penyalahgunaan</w:t>
+      </w:r>
+      <w:proofErr w:type="spellEnd"/>
+      <w:r>
+        <w:rPr>
+          <w:sz w:val="18"/>
+          <w:szCs w:val="18"/>
+        </w:rPr>
+        <w:t xml:space="preserve"> </w:t>
+      </w:r>
+      <w:proofErr w:type="spellStart"/>
+      <w:r>
+        <w:rPr>
+          <w:sz w:val="18"/>
+          <w:szCs w:val="18"/>
+        </w:rPr>
+        <w:t>terhadap</w:t>
+      </w:r>
+      <w:proofErr w:type="spellEnd"/>
+      <w:r>
+        <w:rPr>
+          <w:sz w:val="18"/>
+          <w:szCs w:val="18"/>
+        </w:rPr>
+        <w:t xml:space="preserve"> </w:t>
+      </w:r>
+      <w:proofErr w:type="spellStart"/>
+      <w:r>
+        <w:rPr>
+          <w:sz w:val="18"/>
+          <w:szCs w:val="18"/>
+        </w:rPr>
+        <w:t>barang</w:t>
+      </w:r>
+      <w:proofErr w:type="spellEnd"/>
+      <w:r>
+        <w:rPr>
+          <w:sz w:val="18"/>
+          <w:szCs w:val="18"/>
+        </w:rPr>
+        <w:t>/</w:t>
+      </w:r>
+      <w:proofErr w:type="spellStart"/>
+      <w:r>
+        <w:rPr>
+          <w:sz w:val="18"/>
+          <w:szCs w:val="18"/>
+        </w:rPr>
+        <w:t>peralatan</w:t>
+      </w:r>
+      <w:proofErr w:type="spellEnd"/>
+      <w:r>
+        <w:rPr>
+          <w:sz w:val="18"/>
+          <w:szCs w:val="18"/>
+        </w:rPr>
+        <w:t xml:space="preserve"> yang </w:t>
+      </w:r>
+      <w:proofErr w:type="spellStart"/>
+      <w:r>
+        <w:rPr>
+          <w:sz w:val="18"/>
+          <w:szCs w:val="18"/>
+        </w:rPr>
+        <w:t>diserahkan</w:t>
+      </w:r>
+      <w:proofErr w:type="spellEnd"/>
+      <w:r>
+        <w:rPr>
+          <w:sz w:val="18"/>
+          <w:szCs w:val="18"/>
+        </w:rPr>
+        <w:t xml:space="preserve">, </w:t>
+      </w:r>
+      <w:proofErr w:type="spellStart"/>
+      <w:r>
+        <w:rPr>
+          <w:sz w:val="18"/>
+          <w:szCs w:val="18"/>
+        </w:rPr>
+        <w:t>maka</w:t>
+      </w:r>
+      <w:proofErr w:type="spellEnd"/>
+      <w:r>
+        <w:rPr>
+          <w:sz w:val="18"/>
+          <w:szCs w:val="18"/>
+        </w:rPr>
+        <w:t xml:space="preserve"> </w:t>
+      </w:r>
+      <w:proofErr w:type="spellStart"/>
+      <w:r>
+        <w:rPr>
+          <w:sz w:val="18"/>
+          <w:szCs w:val="18"/>
+        </w:rPr>
+        <w:t>pihak</w:t>
+      </w:r>
+      <w:proofErr w:type="spellEnd"/>
+      <w:r>
+        <w:rPr>
+          <w:sz w:val="18"/>
+          <w:szCs w:val="18"/>
+        </w:rPr>
+        <w:t xml:space="preserve"> </w:t>
+      </w:r>
+      <w:proofErr w:type="spellStart"/>
+      <w:r>
+        <w:rPr>
+          <w:sz w:val="18"/>
+          <w:szCs w:val="18"/>
+        </w:rPr>
+        <w:t>penerima</w:t>
+      </w:r>
+      <w:proofErr w:type="spellEnd"/>
+      <w:r>
+        <w:rPr>
+          <w:sz w:val="18"/>
+          <w:szCs w:val="18"/>
+        </w:rPr>
+        <w:t xml:space="preserve"> </w:t>
+      </w:r>
+      <w:proofErr w:type="spellStart"/>
+      <w:r>
+        <w:rPr>
+          <w:sz w:val="18"/>
+          <w:szCs w:val="18"/>
+        </w:rPr>
+        <w:t>wajib</w:t>
+      </w:r>
+      <w:proofErr w:type="spellEnd"/>
+      <w:r>
+        <w:rPr>
+          <w:sz w:val="18"/>
+          <w:szCs w:val="18"/>
+        </w:rPr>
+        <w:t xml:space="preserve"> </w:t>
+      </w:r>
+      <w:proofErr w:type="spellStart"/>
+      <w:r>
+        <w:rPr>
+          <w:sz w:val="18"/>
+          <w:szCs w:val="18"/>
+        </w:rPr>
+        <w:t>segera</w:t>
+      </w:r>
+      <w:proofErr w:type="spellEnd"/>
+      <w:r>
+        <w:rPr>
+          <w:sz w:val="18"/>
+          <w:szCs w:val="18"/>
+        </w:rPr>
+        <w:t xml:space="preserve"> </w:t>
+      </w:r>
+      <w:proofErr w:type="spellStart"/>
+      <w:r>
+        <w:rPr>
+          <w:sz w:val="18"/>
+          <w:szCs w:val="18"/>
+        </w:rPr>
+        <w:t>melaporkan</w:t>
+      </w:r>
+      <w:r>
+        <w:rPr>
+          <w:sz w:val="18"/>
+          <w:szCs w:val="18"/>
+        </w:rPr>
+        <w:t>nya</w:t>
+      </w:r>
+      <w:proofErr w:type="spellEnd"/>
+      <w:r>
+        <w:rPr>
+          <w:sz w:val="18"/>
+          <w:szCs w:val="18"/>
+        </w:rPr>
+        <w:t xml:space="preserve"> </w:t>
+      </w:r>
+      <w:proofErr w:type="spellStart"/>
+      <w:r>
+        <w:rPr>
+          <w:sz w:val="18"/>
+          <w:szCs w:val="18"/>
+        </w:rPr>
+        <w:t>kepada</w:t>
+      </w:r>
+      <w:proofErr w:type="spellEnd"/>
+      <w:r>
+        <w:rPr>
+          <w:sz w:val="18"/>
+          <w:szCs w:val="18"/>
+        </w:rPr>
+        <w:t xml:space="preserve"> </w:t>
+      </w:r>
+      <w:proofErr w:type="spellStart"/>
+      <w:r>
+        <w:rPr>
+          <w:sz w:val="18"/>
+          <w:szCs w:val="18"/>
+        </w:rPr>
+        <w:t>atasan</w:t>
+      </w:r>
+      <w:proofErr w:type="spellEnd"/>
+      <w:r>
+        <w:rPr>
+          <w:sz w:val="18"/>
+          <w:szCs w:val="18"/>
+        </w:rPr>
+        <w:t xml:space="preserve"> </w:t>
+      </w:r>
+      <w:proofErr w:type="spellStart"/>
+      <w:r>
+        <w:rPr>
+          <w:sz w:val="18"/>
+          <w:szCs w:val="18"/>
+        </w:rPr>
+        <w:t>langsung</w:t>
+      </w:r>
+      <w:proofErr w:type="spellEnd"/>
+      <w:r>
+        <w:rPr>
+          <w:sz w:val="18"/>
+          <w:szCs w:val="18"/>
+        </w:rPr>
+        <w:t xml:space="preserve">, </w:t>
+      </w:r>
+      <w:proofErr w:type="spellStart"/>
+      <w:r>
+        <w:rPr>
+          <w:sz w:val="18"/>
+          <w:szCs w:val="18"/>
+        </w:rPr>
+        <w:t>fungsi</w:t>
+      </w:r>
+      <w:proofErr w:type="spellEnd"/>
+      <w:r>
+        <w:rPr>
+          <w:sz w:val="18"/>
+          <w:szCs w:val="18"/>
+        </w:rPr>
+        <w:t xml:space="preserve"> </w:t>
+      </w:r>
+      <w:proofErr w:type="spellStart"/>
+      <w:r>
+        <w:rPr>
+          <w:sz w:val="18"/>
+          <w:szCs w:val="18"/>
+        </w:rPr>
+        <w:t>terkait</w:t>
+      </w:r>
+      <w:proofErr w:type="spellEnd"/>
+      <w:r>
+        <w:rPr>
+          <w:sz w:val="18"/>
+          <w:szCs w:val="18"/>
+        </w:rPr>
+        <w:t xml:space="preserve">, </w:t>
+      </w:r>
+      <w:proofErr w:type="spellStart"/>
+      <w:r>
+        <w:rPr>
+          <w:sz w:val="18"/>
+          <w:szCs w:val="18"/>
+        </w:rPr>
+        <w:t>serta</w:t>
+      </w:r>
+      <w:proofErr w:type="spellEnd"/>
+      <w:r>
+        <w:rPr>
+          <w:sz w:val="18"/>
+          <w:szCs w:val="18"/>
+        </w:rPr>
+        <w:t xml:space="preserve"> </w:t>
+      </w:r>
+      <w:proofErr w:type="spellStart"/>
+      <w:r>
+        <w:rPr>
+          <w:sz w:val="18"/>
+          <w:szCs w:val="18"/>
+        </w:rPr>
+        <w:t>pihak</w:t>
+      </w:r>
+      <w:proofErr w:type="spellEnd"/>
+      <w:r>
+        <w:rPr>
+          <w:sz w:val="18"/>
+          <w:szCs w:val="18"/>
+        </w:rPr>
+        <w:t xml:space="preserve"> yang </w:t>
+      </w:r>
+      <w:proofErr w:type="spellStart"/>
+      <w:r>
+        <w:rPr>
+          <w:sz w:val="18"/>
+          <w:szCs w:val="18"/>
+        </w:rPr>
+        <w:t>berwenang</w:t>
+      </w:r>
+      <w:proofErr w:type="spellEnd"/>
+      <w:r>
+        <w:rPr>
+          <w:sz w:val="18"/>
+          <w:szCs w:val="18"/>
+        </w:rPr>
+        <w:t xml:space="preserve"> </w:t>
+      </w:r>
+      <w:proofErr w:type="spellStart"/>
+      <w:r>
+        <w:rPr>
+          <w:sz w:val="18"/>
+          <w:szCs w:val="18"/>
+        </w:rPr>
+        <w:t>sesuai</w:t>
+      </w:r>
+      <w:proofErr w:type="spellEnd"/>
+      <w:r>
+        <w:rPr>
+          <w:sz w:val="18"/>
+          <w:szCs w:val="18"/>
+        </w:rPr>
+        <w:t xml:space="preserve"> </w:t>
+      </w:r>
+      <w:proofErr w:type="spellStart"/>
+      <w:r>
+        <w:rPr>
+          <w:sz w:val="18"/>
+          <w:szCs w:val="18"/>
+        </w:rPr>
+        <w:t>dengan</w:t>
+      </w:r>
+      <w:proofErr w:type="spellEnd"/>
+      <w:r>
+        <w:rPr>
+          <w:sz w:val="18"/>
+          <w:szCs w:val="18"/>
+        </w:rPr>
+        <w:t xml:space="preserve"> </w:t>
+      </w:r>
+      <w:proofErr w:type="spellStart"/>
+      <w:r>
+        <w:rPr>
+          <w:sz w:val="18"/>
+          <w:szCs w:val="18"/>
+        </w:rPr>
+        <w:t>ketentuan</w:t>
+      </w:r>
+      <w:proofErr w:type="spellEnd"/>
+      <w:r>
+        <w:rPr>
+          <w:sz w:val="18"/>
+          <w:szCs w:val="18"/>
+        </w:rPr>
+        <w:t xml:space="preserve"> Perusahaan. </w:t>
       </w:r>
       <w:r>
         <w:rPr>
@@ -2280,7 +3506,7 @@
           <w:szCs w:val="18"/>
           <w:lang w:val="nb-NO"/>
         </w:rPr>
-        <w:t xml:space="preserve">Laporan tsb akan diproses oleh pihak berwenang sesuai dengan peraturan yang berlaku.</w:t>
+        <w:t>Proses penanganan akan dilakukan sesuai dengan peraturan dan kebijakan yang berlaku.</w:t>
       </w:r>
     </w:p>
     <w:p>
@@ -2318,28 +3544,7 @@
           <w:szCs w:val="18"/>
           <w:lang w:val="nb-NO"/>
         </w:rPr>
-        <w:t xml:space="preserve">Perangkat Notebook yang dipinjamkan adalah milik PT Pertamina Patra Niaga Regional Sumbagsel. Jika terjadi pencurian/kehilangan selama masa peminjaman maka Perusahaan tidak wajib memberikan pengganti notebook dan pekerja wajib menyediakan notebook pengganti sesuai spesifikasi hardware, software, OS yang ditentukan Perusahaan. Perangkat pengganti tetap akan dikelola oleh Perusahaan.</w:t>
-      </w:r>
-    </w:p>
-    <w:p>
-      <w:pPr>
-        <w:pStyle w:val="ListParagraph"/>
-        <w:spacing w:after="120" w:line="276" w:lineRule="auto"/>
-        <w:ind w:left="360"/>
-        <w:jc w:val="both"/>
-        <w:rPr>
-          <w:sz w:val="18"/>
-          <w:szCs w:val="18"/>
-          <w:lang w:val="nb-NO"/>
-        </w:rPr>
-      </w:pPr>
-      <w:r>
-        <w:rPr>
-          <w:sz w:val="18"/>
-          <w:szCs w:val="18"/>
-          <w:lang w:val="nb-NO"/>
-        </w:rPr>
-        <w:t xml:space="preserve">Notebook peminjaman akan ditarik oleh Perusahaan apabila Pekerja yang bersangkutan berstatus Pemutusan Hubungan Kerja/Resign/Pensiun Dini atau akan menjalani MPPK dalam jangka waktu kurang dari 3 bulan atau 9 bulan sebelum Pensiun dengan Perusahaan selama masa peminjaman.</w:t>
+        <w:t>Barang/peralatan yang dialokasikan/dipinjamkan merupakan aset milik PT Pertamina Patra Niaga Regional Sumbagsel. Selama masa peminjaman, pihak penerima bertanggung jawab atas keamanan, penggunaan, pemeliharaan, dan kondisi barang/peralatan tersebut. Apabila terjadi kehilangan atau kerusakan akibat kelalaian penerima, maka penyelesaian dan penggantian akan dilakukan sesuai dengan ketentuan Perusahaan. Barang/peralatan yang dipinjamkan tetap menjadi milik Perusahaan dan wajib dikembalikan dalam kondisi baik ketika masa peminjaman berakhir atau apabila diminta kembali oleh Perusahaan.</w:t>
       </w:r>
     </w:p>
     <w:p>
@@ -2377,15 +3582,7 @@
           <w:szCs w:val="18"/>
           <w:lang w:val="nb-NO"/>
         </w:rPr>
-        <w:t xml:space="preserve">Telah dilakukan uji-coba terhadap perangkat-keras dan perangkat-lunak yang terpasang tersebut di atas yang dilaksanakan oleh petugas dari IT Sumbagsel dan pihak penerima sebagai pemakai/penanggung jawab, semua sepakat bahwa semua peralatan tersebut telah sesuai seperti tercantum di atas dan bekerja dengan baik serta laik pakai, sebagai berikut</w:t>
-      </w:r>
-      <w:r>
-        <w:rPr>
-          <w:sz w:val="18"/>
-          <w:szCs w:val="18"/>
-          <w:lang w:val="nb-NO"/>
-        </w:rPr>
-        <w:t xml:space="preserve">:</w:t>
+        <w:t>Barang/peralatan yang diserahterimakan telah diperiksa dan/atau diuji fungsinya oleh petugas yang berwenang bersama pihak penerima. Dengan ditandatanganinya Berita Acara Serah Terima ini, pihak penerima menyatakan bahwa barang/peralatan telah diterima dalam kondisi baik, lengkap, berfungsi sebagaimana mestinya, serta sesuai dengan spesifikasi yang tercantum dalam dokumen ini.</w:t>
       </w:r>
     </w:p>
     <w:p>
@@ -2395,6 +3592,8 @@
         <w:ind w:left="360"/>
         <w:jc w:val="both"/>
         <w:rPr>
+          <w:sz w:val="18"/>
+          <w:szCs w:val="18"/>
           <w:lang w:val="nb-NO"/>
         </w:rPr>
       </w:pPr>
@@ -2421,7 +3620,136 @@
           <w:szCs w:val="18"/>
           <w:lang w:val="nb-NO"/>
         </w:rPr>
-        <w:t xml:space="preserve">Kami sebagai Penerima/Penanggung Jawab telah membaca, memahami, dan menerima semua ketentuan Perusahaan tersebut.</w:t>
+        <w:lastRenderedPageBreak/>
+        <w:t>Pihak penerima tidak diperkenankan memindahtangankan, meminjamkan, menjual, mengubah konfigurasi, atau menggunakan barang/peralatan di luar kepentingan pekerjaan tanpa persetujuan</w:t>
+      </w:r>
+      <w:r>
+        <w:rPr>
+          <w:sz w:val="18"/>
+          <w:szCs w:val="18"/>
+          <w:lang w:val="nb-NO"/>
+        </w:rPr>
+        <w:t xml:space="preserve"> </w:t>
+      </w:r>
+      <w:r>
+        <w:rPr>
+          <w:sz w:val="18"/>
+          <w:szCs w:val="18"/>
+          <w:lang w:val="nb-NO"/>
+        </w:rPr>
+        <w:t>Perusahaan atau fungsi yang berwenang.</w:t>
+      </w:r>
+    </w:p>
+    <w:p>
+      <w:pPr>
+        <w:pStyle w:val="ListParagraph"/>
+        <w:spacing w:after="120" w:line="276" w:lineRule="auto"/>
+        <w:ind w:left="360"/>
+        <w:jc w:val="both"/>
+        <w:rPr>
+          <w:sz w:val="18"/>
+          <w:szCs w:val="18"/>
+          <w:lang w:val="nb-NO"/>
+        </w:rPr>
+      </w:pPr>
+    </w:p>
+    <w:p>
+      <w:pPr>
+        <w:pStyle w:val="ListParagraph"/>
+        <w:numPr>
+          <w:ilvl w:val="0"/>
+          <w:numId w:val="1"/>
+        </w:numPr>
+        <w:spacing w:after="120" w:line="276" w:lineRule="auto"/>
+        <w:ind w:left="360" w:hanging="180"/>
+        <w:jc w:val="both"/>
+        <w:rPr>
+          <w:bCs/>
+          <w:sz w:val="18"/>
+          <w:szCs w:val="18"/>
+          <w:lang w:val="nb-NO"/>
+        </w:rPr>
+      </w:pPr>
+      <w:r>
+        <w:rPr>
+          <w:bCs/>
+          <w:sz w:val="18"/>
+          <w:szCs w:val="18"/>
+          <w:lang w:val="nb-NO"/>
+        </w:rPr>
+        <w:t xml:space="preserve">Kami sebagai </w:t>
+      </w:r>
+      <w:r>
+        <w:rPr>
+          <w:bCs/>
+          <w:sz w:val="18"/>
+          <w:szCs w:val="18"/>
+          <w:lang w:val="nb-NO"/>
+        </w:rPr>
+        <w:t>p</w:t>
+      </w:r>
+      <w:r>
+        <w:rPr>
+          <w:bCs/>
+          <w:sz w:val="18"/>
+          <w:szCs w:val="18"/>
+          <w:lang w:val="nb-NO"/>
+        </w:rPr>
+        <w:t>enerima/</w:t>
+      </w:r>
+      <w:r>
+        <w:rPr>
+          <w:bCs/>
+          <w:sz w:val="18"/>
+          <w:szCs w:val="18"/>
+          <w:lang w:val="nb-NO"/>
+        </w:rPr>
+        <w:t>p</w:t>
+      </w:r>
+      <w:r>
+        <w:rPr>
+          <w:bCs/>
+          <w:sz w:val="18"/>
+          <w:szCs w:val="18"/>
+          <w:lang w:val="nb-NO"/>
+        </w:rPr>
+        <w:t xml:space="preserve">enanggung </w:t>
+      </w:r>
+      <w:r>
+        <w:rPr>
+          <w:bCs/>
+          <w:sz w:val="18"/>
+          <w:szCs w:val="18"/>
+          <w:lang w:val="nb-NO"/>
+        </w:rPr>
+        <w:t>j</w:t>
+      </w:r>
+      <w:r>
+        <w:rPr>
+          <w:bCs/>
+          <w:sz w:val="18"/>
+          <w:szCs w:val="18"/>
+          <w:lang w:val="nb-NO"/>
+        </w:rPr>
+        <w:t>awab telah membaca, memahami, dan menerima semua ketentuan Perusahaa</w:t>
+      </w:r>
+      <w:r>
+        <w:rPr>
+          <w:bCs/>
+          <w:sz w:val="18"/>
+          <w:szCs w:val="18"/>
+          <w:lang w:val="nb-NO"/>
+        </w:rPr>
+        <w:t>n</w:t>
+      </w:r>
+      <w:r>
+        <w:rPr>
+          <w:bCs/>
+          <w:sz w:val="18"/>
+          <w:szCs w:val="18"/>
+          <w:lang w:val="nb-NO"/>
+        </w:rPr>
+        <w:t>.</w:t>
       </w:r>
     </w:p>
     <w:p>
@@ -2463,20 +3791,47 @@
         </w:rPr>
       </w:pPr>
     </w:p>
+    <w:p>
+      <w:pPr>
+        <w:pStyle w:val="ListParagraph"/>
+        <w:spacing w:after="120" w:line="276" w:lineRule="auto"/>
+        <w:ind w:left="360"/>
+        <w:jc w:val="both"/>
+        <w:rPr>
+          <w:sz w:val="18"/>
+          <w:szCs w:val="18"/>
+          <w:lang w:val="nb-NO"/>
+        </w:rPr>
+      </w:pPr>
+    </w:p>
+    <w:p>
+      <w:pPr>
+        <w:pStyle w:val="ListParagraph"/>
+        <w:spacing w:after="120" w:line="276" w:lineRule="auto"/>
+        <w:ind w:left="360"/>
+        <w:jc w:val="both"/>
+        <w:rPr>
+          <w:sz w:val="18"/>
+          <w:szCs w:val="18"/>
+          <w:lang w:val="nb-NO"/>
+        </w:rPr>
+      </w:pPr>
+    </w:p>
     <w:tbl>
       <w:tblPr>
         <w:tblStyle w:val="TableGrid"/>
         <w:tblW w:w="0" w:type="auto"/>
         <w:tblInd w:w="360" w:type="dxa"/>
+        <w:tblLook w:val="04A0" w:firstRow="1" w:lastRow="0" w:firstColumn="1" w:lastColumn="0" w:noHBand="0" w:noVBand="1"/>
+        <w:tblLayout w:type="fixed"/>
         <w:tblBorders>
-          <w:top w:val="none" w:sz="0" w:space="0" w:color="auto"/>
-          <w:left w:val="none" w:sz="0" w:space="0" w:color="auto"/>
-          <w:bottom w:val="none" w:sz="0" w:space="0" w:color="auto"/>
-          <w:right w:val="none" w:sz="0" w:space="0" w:color="auto"/>
-          <w:insideH w:val="none" w:sz="0" w:space="0" w:color="auto"/>
-          <w:insideV w:val="none" w:sz="0" w:space="0" w:color="auto"/>
+          <w:top w:val="nil"/>
+          <w:left w:val="nil"/>
+          <w:bottom w:val="nil"/>
+          <w:right w:val="nil"/>
+          <w:insideH w:val="nil"/>
+          <w:insideV w:val="nil"/>
         </w:tblBorders>
-        <w:tblLook w:val="04A0"/>
       </w:tblPr>
       <w:tblGrid>
         <w:gridCol w:w="3096"/>
@@ -2484,19 +3839,6 @@
         <w:gridCol w:w="3085"/>
       </w:tblGrid>
       <w:tr>
-        <w:tblPrEx>
-          <w:tblW w:w="0" w:type="auto"/>
-          <w:tblInd w:w="360" w:type="dxa"/>
-          <w:tblBorders>
-            <w:top w:val="none" w:sz="0" w:space="0" w:color="auto"/>
-            <w:left w:val="none" w:sz="0" w:space="0" w:color="auto"/>
-            <w:bottom w:val="none" w:sz="0" w:space="0" w:color="auto"/>
-            <w:right w:val="none" w:sz="0" w:space="0" w:color="auto"/>
-            <w:insideH w:val="none" w:sz="0" w:space="0" w:color="auto"/>
-            <w:insideV w:val="none" w:sz="0" w:space="0" w:color="auto"/>
-          </w:tblBorders>
-          <w:tblLook w:val="04A0"/>
-        </w:tblPrEx>
         <w:tc>
           <w:tcPr>
             <w:tcW w:w="3096" w:type="dxa"/>
@@ -2512,14 +3854,26 @@
                 <w:lang w:val="nb-NO"/>
               </w:rPr>
             </w:pPr>
-            <w:r>
+          </w:p>
+          <w:p>
+            <w:pPr>
+              <w:pStyle w:val="ListParagraph"/>
+              <w:ind w:left="0"/>
               <w:rPr>
                 <w:noProof/>
                 <w:sz w:val="18"/>
                 <w:szCs w:val="18"/>
                 <w:lang w:val="nb-NO"/>
               </w:rPr>
-              <w:t xml:space="preserve">Yang Menyerahkan,</w:t>
+            </w:pPr>
+            <w:r>
+              <w:rPr>
+                <w:noProof/>
+                <w:sz w:val="18"/>
+                <w:szCs w:val="18"/>
+                <w:lang w:val="nb-NO"/>
+              </w:rPr>
+              <w:t>Yang Menyerahkan,</w:t>
             </w:r>
           </w:p>
         </w:tc>
@@ -2538,15 +3892,6 @@
                 <w:lang w:val="nb-NO"/>
               </w:rPr>
             </w:pPr>
-            <w:r>
-              <w:rPr>
-                <w:noProof/>
-                <w:sz w:val="18"/>
-                <w:szCs w:val="18"/>
-                <w:lang w:val="nb-NO"/>
-              </w:rPr>
-              <w:t xml:space="preserve">Yang Mengetahui,</w:t>
-            </w:r>
           </w:p>
           <w:p>
             <w:pPr>
@@ -2566,7 +3911,46 @@
                 <w:szCs w:val="18"/>
                 <w:lang w:val="nb-NO"/>
               </w:rPr>
-              <w:t xml:space="preserve">SBM Industry I</w:t>
+              <w:t>Yang Mengetahui,</w:t>
+            </w:r>
+          </w:p>
+          <w:p>
+            <w:pPr>
+              <w:pStyle w:val="ListParagraph"/>
+              <w:ind w:left="0"/>
+              <w:rPr>
+                <w:noProof/>
+                <w:sz w:val="18"/>
+                <w:szCs w:val="18"/>
+                <w:lang w:val="nb-NO"/>
+              </w:rPr>
+            </w:pPr>
+            <w:r>
+              <w:rPr>
+                <w:noProof/>
+                <w:sz w:val="18"/>
+                <w:szCs w:val="18"/>
+                <w:lang w:val="nb-NO"/>
+              </w:rPr>
+              <w:t>Jr Officer I Operation Delivery</w:t>
+            </w:r>
+            <w:r>
+              <w:rPr>
+                <w:noProof/>
+                <w:sz w:val="18"/>
+                <w:szCs w:val="18"/>
+                <w:lang w:val="nb-NO"/>
+              </w:rPr>
+              <w:t/>
+            </w:r>
+            <w:r>
+              <w:rPr>
+                <w:noProof/>
+                <w:sz w:val="18"/>
+                <w:szCs w:val="18"/>
+                <w:lang w:val="nb-NO"/>
+              </w:rPr>
+              <w:t/>
             </w:r>
           </w:p>
         </w:tc>
@@ -2592,7 +3976,7 @@
                 <w:szCs w:val="18"/>
                 <w:lang w:val="nb-NO"/>
               </w:rPr>
-              <w:t xml:space="preserve">Palembang, 16 Juni 2026</w:t>
+              <w:t>Palembang, 08 Juli 2026</w:t>
             </w:r>
           </w:p>
           <w:p>
@@ -2613,23 +3997,74 @@
                 <w:szCs w:val="18"/>
                 <w:lang w:val="nb-NO"/>
               </w:rPr>
-              <w:t xml:space="preserve">Yang Menerima,</w:t>
-            </w:r>
+              <w:t>Yang Menerima,</w:t>
+            </w:r>
+          </w:p>
+          <w:p>
+            <w:pPr>
+              <w:pStyle w:val="ListParagraph"/>
+              <w:ind w:left="0"/>
+              <w:rPr>
+                <w:noProof/>
+                <w:sz w:val="18"/>
+                <w:szCs w:val="18"/>
+                <w:lang w:val="nb-NO"/>
+              </w:rPr>
+            </w:pPr>
           </w:p>
         </w:tc>
       </w:tr>
       <w:tr>
-        <w:tblPrEx>
-          <w:tblW w:w="0" w:type="auto"/>
-          <w:tblInd w:w="360" w:type="dxa"/>
-          <w:tblLook w:val="04A0"/>
-        </w:tblPrEx>
         <w:tc>
           <w:tcPr>
             <w:tcW w:w="3096" w:type="dxa"/>
           </w:tcPr>
           <w:p>
             <w:pPr>
+              <w:ind w:left="0"/>
+              <w:jc w:val="left"/>
+              <w:spacing w:after="20"/>
+            </w:pPr>
+            <w:r>
+              <w:drawing>
+                <wp:inline distT="0" distB="0" distL="0" distR="0">
+                  <wp:extent cx="1778000" cy="879110"/>
+                  <wp:effectExtent l="0" t="0" r="0" b="0"/>
+                  <wp:docPr id="62895" name="signature"/>
+                  <wp:cNvGraphicFramePr>
+                    <a:graphicFrameLocks noChangeAspect="1"/>
+                  </wp:cNvGraphicFramePr>
+                  <a:graphic>
+                    <a:graphicData uri="http://schemas.openxmlformats.org/drawingml/2006/picture">
+                      <pic:pic>
+                        <pic:nvPicPr>
+                          <pic:cNvPr id="62896" name="sig.png"/>
+                          <pic:cNvPicPr/>
+                        </pic:nvPicPr>
+                        <pic:blipFill>
+                          <a:blip r:embed="R50ae3cdc77ac4bc6"/>
+                          <a:stretch>
+                            <a:fillRect/>
+                          </a:stretch>
+                        </pic:blipFill>
+                        <pic:spPr>
+                          <a:xfrm>
+                            <a:off x="0" y="0"/>
+                            <a:ext cx="1778000" cy="879110"/>
+                          </a:xfrm>
+                          <a:prstGeom prst="rect">
+                            <a:avLst/>
+                          </a:prstGeom>
+                        </pic:spPr>
+                      </pic:pic>
+                    </a:graphicData>
+                  </a:graphic>
+                </wp:inline>
+              </w:drawing>
+            </w:r>
+          </w:p>
+          <w:p>
+            <w:pPr>
               <w:pStyle w:val="ListParagraph"/>
               <w:ind w:left="0"/>
               <w:rPr>
@@ -2643,42 +4078,13 @@
               </w:rPr>
             </w:pPr>
             <w:r>
-              <w:pict>
-                <v:shapetype id="_x0000_t75" coordsize="21600,21600" o:spt="75" o:preferrelative="t" path="m@4@5l@4@11@9@11@9@5xe" filled="f" stroked="f">
-                  <v:stroke joinstyle="miter"/>
-                  <v:formulas>
-                    <v:f eqn="if lineDrawn pixelLineWidth 0"/>
-                    <v:f eqn="sum @0 1 0"/>
-                    <v:f eqn="sum 0 0 @1"/>
-                    <v:f eqn="prod @2 1 2"/>
-                    <v:f eqn="prod @3 21600 pixelWidth"/>
-                    <v:f eqn="prod @3 21600 pixelHeight"/>
-                    <v:f eqn="sum @0 0 1"/>
-                    <v:f eqn="prod @6 1 2"/>
-                    <v:f eqn="prod @7 21600 pixelWidth"/>
-                    <v:f eqn="sum @8 21600 0"/>
-                    <v:f eqn="prod @7 21600 pixelHeight"/>
-                    <v:f eqn="sum @10 21600 0"/>
-                  </v:formulas>
-                  <v:path o:extrusionok="f" gradientshapeok="t" o:connecttype="rect"/>
-                  <o:lock v:ext="edit" aspectratio="t"/>
-                </v:shapetype>
-                <v:shape id="_x0000_i1025" type="#_x0000_t75" style="width:166.67pt;height:50pt">
-                  <v:imagedata r:id="rId4" o:title=""/>
-                </v:shape>
-              </w:pict>
-            </w:r>
-            <w:r>
-              <w:br/>
-            </w:r>
-            <w:r>
               <w:rPr>
                 <w:sz w:val="18"/>
                 <w:szCs w:val="18"/>
                 <w:u w:val="single"/>
                 <w:lang w:val="nb-NO"/>
               </w:rPr>
-              <w:t xml:space="preserve">Muhammad Widad Alfalah</w:t>
+              <w:t>daredevil</w:t>
             </w:r>
           </w:p>
         </w:tc>
@@ -2691,6 +4097,36 @@
               <w:pStyle w:val="ListParagraph"/>
               <w:ind w:left="0"/>
               <w:rPr>
+                <w:sz w:val="18"/>
+                <w:szCs w:val="18"/>
+                <w:u w:val="single"/>
+                <w:lang w:val="nb-NO"/>
+              </w:rPr>
+            </w:pPr>
+            <w:r>
+              <w:rPr>
+                <w:color w:val="FFFFFF"/>
+              </w:rPr>
+              <w:t>{{SIG_</w:t>
+            </w:r>
+            <w:r>
+              <w:rPr>
+                <w:color w:val="FFFFFF"/>
+              </w:rPr>
+              <w:t>REVIEWER</w:t>
+            </w:r>
+            <w:r>
+              <w:rPr>
+                <w:color w:val="FFFFFF"/>
+              </w:rPr>
+              <w:t>}}</w:t>
+            </w:r>
+          </w:p>
+          <w:p>
+            <w:pPr>
+              <w:pStyle w:val="ListParagraph"/>
+              <w:ind w:left="0"/>
+              <w:rPr>
                 <w:b/>
                 <w:bCs/>
                 <w:noProof/>
@@ -2701,23 +4137,31 @@
               </w:rPr>
             </w:pPr>
             <w:r>
-              <w:pict>
-                <v:shape id="_x0000_i1026" type="#_x0000_t75" style="width:166.67pt;height:50pt">
-                  <v:imagedata r:id="rId5" o:title=""/>
-                </v:shape>
-              </w:pict>
-            </w:r>
-            <w:r>
-              <w:br/>
-            </w:r>
-            <w:r>
               <w:rPr>
                 <w:sz w:val="18"/>
                 <w:szCs w:val="18"/>
                 <w:u w:val="single"/>
                 <w:lang w:val="nb-NO"/>
               </w:rPr>
-              <w:t xml:space="preserve">Bruce Wayne</w:t>
+              <w:t>Romi Aprilian Mustafa</w:t>
+            </w:r>
+            <w:r>
+              <w:rPr>
+                <w:sz w:val="18"/>
+                <w:szCs w:val="18"/>
+                <w:u w:val="single"/>
+                <w:lang w:val="nb-NO"/>
+              </w:rPr>
+              <w:t/>
+            </w:r>
+            <w:r>
+              <w:rPr>
+                <w:sz w:val="18"/>
+                <w:szCs w:val="18"/>
+                <w:u w:val="single"/>
+                <w:lang w:val="nb-NO"/>
+              </w:rPr>
+              <w:t/>
             </w:r>
           </w:p>
         </w:tc>
@@ -2729,6 +4173,18 @@
             <w:pPr>
               <w:pStyle w:val="ListParagraph"/>
               <w:ind w:left="0"/>
+            </w:pPr>
+            <w:r>
+              <w:rPr>
+                <w:color w:val="FFFFFF"/>
+              </w:rPr>
+              <w:t>{{SIG_PJ}}</w:t>
+            </w:r>
+          </w:p>
+          <w:p>
+            <w:pPr>
+              <w:pStyle w:val="ListParagraph"/>
+              <w:ind w:left="0"/>
               <w:rPr>
                 <w:b/>
                 <w:bCs/>
@@ -2740,247 +4196,22 @@
               </w:rPr>
             </w:pPr>
             <w:r>
-              <w:pict>
-                <v:shape id="_x0000_i1027" type="#_x0000_t75" style="width:200pt;height:50pt">
-                  <v:imagedata r:id="rId6" o:title=""/>
-                </v:shape>
-              </w:pict>
-            </w:r>
-            <w:r>
-              <w:br/>
-            </w:r>
-            <w:r>
               <w:rPr>
                 <w:sz w:val="18"/>
                 <w:szCs w:val="18"/>
                 <w:u w:val="single"/>
                 <w:lang w:val="nb-NO"/>
               </w:rPr>
-              <w:t xml:space="preserve">Reed Richard</w:t>
+              <w:t>Bucky Barnes</w:t>
             </w:r>
           </w:p>
         </w:tc>
       </w:tr>
     </w:tbl>
-    <w:p>
-      <w:pPr>
-        <w:rPr>
-          <w:lang w:val="nb-NO"/>
-        </w:rPr>
-      </w:pPr>
-    </w:p>
-    <w:p>
-      <w:pPr>
-        <w:spacing w:after="160" w:line="278" w:lineRule="auto"/>
-        <w:rPr>
-          <w:lang w:val="nb-NO"/>
-        </w:rPr>
-      </w:pPr>
-      <w:r>
-        <w:rPr>
-          <w:lang w:val="nb-NO"/>
-        </w:rPr>
-        <w:br w:type="page"/>
-      </w:r>
-    </w:p>
-    <w:p>
-      <w:pPr>
-        <w:rPr>
-          <w:lang w:val="nb-NO"/>
-        </w:rPr>
-      </w:pPr>
-      <w:r>
-        <w:rPr>
-          <w:lang w:val="nb-NO"/>
-        </w:rPr>
-        <w:t xml:space="preserve">Bukti Foto Alokasi Barang</w:t>
-      </w:r>
-    </w:p>
-    <w:p>
-      <w:pPr>
-        <w:rPr>
-          <w:lang w:val="nb-NO"/>
-        </w:rPr>
-      </w:pPr>
-    </w:p>
-    <w:p>
-      <w:pPr>
-        <w:rPr>
-          <w:sz w:val="18"/>
-          <w:szCs w:val="18"/>
-          <w:lang w:val="nb-NO"/>
-        </w:rPr>
-      </w:pPr>
-      <w:r>
-        <w:rPr>
-          <w:sz w:val="18"/>
-          <w:szCs w:val="18"/>
-          <w:lang w:val="nb-NO"/>
-        </w:rPr>
-        <w:t xml:space="preserve">Berita acara alokasi Cable Tester</w:t>
-      </w:r>
-    </w:p>
-    <w:p>
-      <w:pPr>
-        <w:rPr>
-          <w:noProof/>
-          <w:sz w:val="18"/>
-          <w:szCs w:val="18"/>
-        </w:rPr>
-      </w:pPr>
-      <w:r>
-        <w:rPr>
-          <w:sz w:val="18"/>
-          <w:szCs w:val="18"/>
-        </w:rPr>
-        <w:t xml:space="preserve">Sesuai</w:t>
-      </w:r>
-      <w:r>
-        <w:rPr>
-          <w:sz w:val="18"/>
-          <w:szCs w:val="18"/>
-        </w:rPr>
-        <w:t xml:space="preserve"> </w:t>
-      </w:r>
-      <w:r>
-        <w:rPr>
-          <w:sz w:val="18"/>
-          <w:szCs w:val="18"/>
-        </w:rPr>
-        <w:t xml:space="preserve">dengan</w:t>
-      </w:r>
-      <w:r>
-        <w:rPr>
-          <w:sz w:val="18"/>
-          <w:szCs w:val="18"/>
-        </w:rPr>
-        <w:t xml:space="preserve"> </w:t>
-      </w:r>
-      <w:r>
-        <w:rPr>
-          <w:sz w:val="18"/>
-          <w:szCs w:val="18"/>
-        </w:rPr>
-        <w:t xml:space="preserve">Tiket</w:t>
-      </w:r>
-      <w:r>
-        <w:rPr>
-          <w:sz w:val="18"/>
-          <w:szCs w:val="18"/>
-        </w:rPr>
-        <w:t xml:space="preserve"> di My SSC No. </w:t>
-      </w:r>
-      <w:r>
-        <w:rPr>
-          <w:noProof/>
-          <w:sz w:val="18"/>
-          <w:szCs w:val="18"/>
-        </w:rPr>
-        <w:t xml:space="preserve">qazwsx</w:t>
-      </w:r>
-    </w:p>
-    <w:p>
-      <w:pPr>
-        <w:rPr>
-          <w:sz w:val="18"/>
-          <w:szCs w:val="18"/>
-        </w:rPr>
-      </w:pPr>
-      <w:r>
-        <w:rPr>
-          <w:noProof/>
-          <w:sz w:val="18"/>
-          <w:szCs w:val="18"/>
-        </w:rPr>
-        <w:t xml:space="preserve">Reed Richard - </w:t>
-      </w:r>
-      <w:r>
-        <w:rPr>
-          <w:sz w:val="18"/>
-          <w:szCs w:val="18"/>
-        </w:rPr>
-        <w:t xml:space="preserve">Rel. &amp; Project Dev. Sumbagsel</w:t>
-      </w:r>
-    </w:p>
-    <w:p>
-      <w:pPr>
-        <w:rPr>
-          <w:sz w:val="18"/>
-          <w:szCs w:val="18"/>
-        </w:rPr>
-      </w:pPr>
-      <w:r>
-        <w:rPr>
-          <w:sz w:val="18"/>
-          <w:szCs w:val="18"/>
-        </w:rPr>
-        <w:t xml:space="preserve">16 Juni 2026</w:t>
-      </w:r>
-    </w:p>
-    <w:p>
-      <w:pPr>
-        <w:rPr>
-          <w:sz w:val="18"/>
-          <w:szCs w:val="18"/>
-        </w:rPr>
-      </w:pPr>
-    </w:p>
-    <w:p>
-      <w:pPr>
-        <w:rPr>
-          <w:sz w:val="18"/>
-          <w:szCs w:val="18"/>
-        </w:rPr>
-      </w:pPr>
-    </w:p>
-    <w:p>
-      <w:pPr>
-        <w:jc w:val="center"/>
-      </w:pPr>
-      <w:r>
-        <w:drawing>
-          <wp:inline distT="0" distB="0" distL="0" distR="0">
-            <wp:extent cx="5400000" cy="3960000"/>
-            <wp:effectExtent l="0" t="0" r="0" b="0"/>
-            <wp:docPr id="100" name="ba-16-photo-1.png"/>
-            <wp:cNvGraphicFramePr>
-              <a:graphicFrameLocks xmlns:a="http://schemas.openxmlformats.org/drawingml/2006/main" noChangeAspect="1"/>
-            </wp:cNvGraphicFramePr>
-            <a:graphic xmlns:a="http://schemas.openxmlformats.org/drawingml/2006/main">
-              <a:graphicData uri="http://schemas.openxmlformats.org/drawingml/2006/picture">
-                <pic:pic xmlns:pic="http://schemas.openxmlformats.org/drawingml/2006/picture">
-                  <pic:nvPicPr>
-                    <pic:cNvPr id="1995620482" name="ba-16-photo-1.png"/>
-                    <pic:cNvPicPr/>
-                  </pic:nvPicPr>
-                  <pic:blipFill>
-                    <a:blip xmlns:r="http://schemas.openxmlformats.org/officeDocument/2006/relationships" r:embed="rId7"/>
-                    <a:stretch>
-                      <a:fillRect/>
-                    </a:stretch>
-                  </pic:blipFill>
-                  <pic:spPr>
-                    <a:xfrm>
-                      <a:off x="0" y="0"/>
-                      <a:ext cx="5400000" cy="3960000"/>
-                    </a:xfrm>
-                    <a:prstGeom prst="rect">
-                      <a:avLst/>
-                    </a:prstGeom>
-                  </pic:spPr>
-                </pic:pic>
-              </a:graphicData>
-            </a:graphic>
-          </wp:inline>
-        </w:drawing>
-      </w:r>
-    </w:p>
     <w:sectPr>
-      <w:pgSz w:w="11906" w:h="16838" w:orient="portrait" w:code="9"/>
+      <w:pgSz w:w="11906" w:h="16838" w:code="9"/>
       <w:pgMar w:top="1134" w:right="1134" w:bottom="1134" w:left="1134" w:header="720" w:footer="720" w:gutter="0"/>
-      <w:cols w:num="1" w:space="720">
-        <w:col w:w="9638" w:space="720"/>
-      </w:cols>
+      <w:cols w:space="720"/>
       <w:docGrid w:linePitch="360"/>
     </w:sectPr>
   </w:body>
@@ -2988,13 +4219,233 @@
 </file>
 
 <file path=word/numbering.xml><?xml version="1.0" encoding="utf-8"?>
-<w:numbering xmlns:wpc="http://schemas.microsoft.com/office/word/2010/wordprocessingCanvas" xmlns:cx="http://schemas.microsoft.com/office/drawing/2014/chartex" xmlns:cx1="http://schemas.microsoft.com/office/drawing/2015/9/8/chartex" xmlns:cx2="http://schemas.microsoft.com/office/drawing/2015/10/21/chartex" xmlns:cx3="http://schemas.microsoft.com/office/drawing/2016/5/9/chartex" xmlns:cx4="http://schemas.microsoft.com/office/drawing/2016/5/10/chartex" xmlns:cx5="http://schemas.microsoft.com/office/drawing/2016/5/11/chartex" xmlns:mc="http://schemas.openxmlformats.org/markup-compatibility/2006" xmlns:o="urn:schemas-microsoft-com:office:office" xmlns:r="http://schemas.openxmlformats.org/officeDocument/2006/relationships" xmlns:m="http://schemas.openxmlformats.org/officeDocument/2006/math" xmlns:v="urn:schemas-microsoft-com:vml" xmlns:wp14="http://schemas.microsoft.com/office/word/2010/wordprocessingDrawing" xmlns:wp="http://schemas.openxmlformats.org/drawingml/2006/wordprocessingDrawing" xmlns:w10="urn:schemas-microsoft-com:office:word" xmlns:w="http://schemas.openxmlformats.org/wordprocessingml/2006/main" xmlns:w14="http://schemas.microsoft.com/office/word/2010/wordml" xmlns:w15="http://schemas.microsoft.com/office/word/2012/wordml" xmlns:wne="http://schemas.microsoft.com/office/word/2006/wordml" xmlns:wpg="http://schemas.microsoft.com/office/word/2010/wordprocessingGroup" xmlns:wpi="http://schemas.microsoft.com/office/word/2010/wordprocessingInk" xmlns:wps="http://schemas.microsoft.com/office/word/2010/wordprocessingShape" mc:Ignorable="w14 w15 wp14">
-  <w:abstractNum w:abstractNumId="0">
+<w:numbering xmlns:wpc="http://schemas.microsoft.com/office/word/2010/wordprocessingCanvas" xmlns:cx="http://schemas.microsoft.com/office/drawing/2014/chartex" xmlns:cx1="http://schemas.microsoft.com/office/drawing/2015/9/8/chartex" xmlns:cx2="http://schemas.microsoft.com/office/drawing/2015/10/21/chartex" xmlns:cx3="http://schemas.microsoft.com/office/drawing/2016/5/9/chartex" xmlns:cx4="http://schemas.microsoft.com/office/drawing/2016/5/10/chartex" xmlns:cx5="http://schemas.microsoft.com/office/drawing/2016/5/11/chartex" xmlns:cx6="http://schemas.microsoft.com/office/drawing/2016/5/12/chartex" xmlns:cx7="http://schemas.microsoft.com/office/drawing/2016/5/13/chartex" xmlns:cx8="http://schemas.microsoft.com/office/drawing/2016/5/14/chartex" xmlns:mc="http://schemas.openxmlformats.org/markup-compatibility/2006" xmlns:aink="http://schemas.microsoft.com/office/drawing/2016/ink" xmlns:am3d="http://schemas.microsoft.com/office/drawing/2017/model3d" xmlns:o="urn:schemas-microsoft-com:office:office" xmlns:oel="http://schemas.microsoft.com/office/2019/extlst" xmlns:r="http://schemas.openxmlformats.org/officeDocument/2006/relationships" xmlns:m="http://schemas.openxmlformats.org/officeDocument/2006/math" xmlns:v="urn:schemas-microsoft-com:vml" xmlns:wp14="http://schemas.microsoft.com/office/word/2010/wordprocessingDrawing" xmlns:wp="http://schemas.openxmlformats.org/drawingml/2006/wordprocessingDrawing" xmlns:w10="urn:schemas-microsoft-com:office:word" xmlns:w="http://schemas.openxmlformats.org/wordprocessingml/2006/main" xmlns:w14="http://schemas.microsoft.com/office/word/2010/wordml" xmlns:w15="http://schemas.microsoft.com/office/word/2012/wordml" xmlns:w16cex="http://schemas.microsoft.com/office/word/2018/wordml/cex" xmlns:w16cid="http://schemas.microsoft.com/office/word/2016/wordml/cid" xmlns:w16="http://schemas.microsoft.com/office/word/2018/wordml" xmlns:w16du="http://schemas.microsoft.com/office/word/2023/wordml/word16du" xmlns:w16sdtdh="http://schemas.microsoft.com/office/word/2020/wordml/sdtdatahash" xmlns:w16sdtfl="http://schemas.microsoft.com/office/word/2024/wordml/sdtformatlock" xmlns:w16se="http://schemas.microsoft.com/office/word/2015/wordml/symex" xmlns:wpg="http://schemas.microsoft.com/office/word/2010/wordprocessingGroup" xmlns:wpi="http://schemas.microsoft.com/office/word/2010/wordprocessingInk" xmlns:wne="http://schemas.microsoft.com/office/word/2006/wordml" xmlns:wps="http://schemas.microsoft.com/office/word/2010/wordprocessingShape" mc:Ignorable="w14 w15 w16se w16cid w16 w16cex w16sdtdh w16sdtfl w16du wp14">
+  <w:abstractNum w:abstractNumId="0" w15:restartNumberingAfterBreak="0">
+    <w:nsid w:val="07B846C9"/>
+    <w:multiLevelType w:val="hybridMultilevel"/>
+    <w:tmpl w:val="7B5038A4"/>
+    <w:lvl w:ilvl="0" w:tplc="7390BFB8">
+      <w:start w:val="1"/>
+      <w:numFmt w:val="upperRoman"/>
+      <w:lvlText w:val="%1."/>
+      <w:lvlJc w:val="left"/>
+      <w:pPr>
+        <w:ind w:left="814"/>
+      </w:pPr>
+      <w:rPr>
+        <w:rFonts w:ascii="Arial" w:eastAsia="Arial" w:hAnsi="Arial" w:cs="Arial"/>
+        <w:b/>
+        <w:bCs/>
+        <w:i w:val="0"/>
+        <w:strike w:val="0"/>
+        <w:dstrike w:val="0"/>
+        <w:color w:val="000000"/>
+        <w:sz w:val="20"/>
+        <w:szCs w:val="20"/>
+        <w:u w:val="none" w:color="000000"/>
+        <w:bdr w:val="none" w:sz="0" w:space="0" w:color="auto"/>
+        <w:shd w:val="clear" w:color="auto" w:fill="auto"/>
+        <w:vertAlign w:val="baseline"/>
+      </w:rPr>
+    </w:lvl>
+    <w:lvl w:ilvl="1" w:tplc="987075EC">
+      <w:start w:val="1"/>
+      <w:numFmt w:val="lowerLetter"/>
+      <w:lvlText w:val="%2"/>
+      <w:lvlJc w:val="left"/>
+      <w:pPr>
+        <w:ind w:left="1416"/>
+      </w:pPr>
+      <w:rPr>
+        <w:rFonts w:ascii="Arial" w:eastAsia="Arial" w:hAnsi="Arial" w:cs="Arial"/>
+        <w:b/>
+        <w:bCs/>
+        <w:i w:val="0"/>
+        <w:strike w:val="0"/>
+        <w:dstrike w:val="0"/>
+        <w:color w:val="000000"/>
+        <w:sz w:val="20"/>
+        <w:szCs w:val="20"/>
+        <w:u w:val="none" w:color="000000"/>
+        <w:bdr w:val="none" w:sz="0" w:space="0" w:color="auto"/>
+        <w:shd w:val="clear" w:color="auto" w:fill="auto"/>
+        <w:vertAlign w:val="baseline"/>
+      </w:rPr>
+    </w:lvl>
+    <w:lvl w:ilvl="2" w:tplc="650E2008">
+      <w:start w:val="1"/>
+      <w:numFmt w:val="lowerRoman"/>
+      <w:lvlText w:val="%3"/>
+      <w:lvlJc w:val="left"/>
+      <w:pPr>
+        <w:ind w:left="2136"/>
+      </w:pPr>
+      <w:rPr>
+        <w:rFonts w:ascii="Arial" w:eastAsia="Arial" w:hAnsi="Arial" w:cs="Arial"/>
+        <w:b/>
+        <w:bCs/>
+        <w:i w:val="0"/>
+        <w:strike w:val="0"/>
+        <w:dstrike w:val="0"/>
+        <w:color w:val="000000"/>
+        <w:sz w:val="20"/>
+        <w:szCs w:val="20"/>
+        <w:u w:val="none" w:color="000000"/>
+        <w:bdr w:val="none" w:sz="0" w:space="0" w:color="auto"/>
+        <w:shd w:val="clear" w:color="auto" w:fill="auto"/>
+        <w:vertAlign w:val="baseline"/>
+      </w:rPr>
+    </w:lvl>
+    <w:lvl w:ilvl="3" w:tplc="4C40BB4C">
+      <w:start w:val="1"/>
+      <w:numFmt w:val="decimal"/>
+      <w:lvlText w:val="%4"/>
+      <w:lvlJc w:val="left"/>
+      <w:pPr>
+        <w:ind w:left="2856"/>
+      </w:pPr>
+      <w:rPr>
+        <w:rFonts w:ascii="Arial" w:eastAsia="Arial" w:hAnsi="Arial" w:cs="Arial"/>
+        <w:b/>
+        <w:bCs/>
+        <w:i w:val="0"/>
+        <w:strike w:val="0"/>
+        <w:dstrike w:val="0"/>
+        <w:color w:val="000000"/>
+        <w:sz w:val="20"/>
+        <w:szCs w:val="20"/>
+        <w:u w:val="none" w:color="000000"/>
+        <w:bdr w:val="none" w:sz="0" w:space="0" w:color="auto"/>
+        <w:shd w:val="clear" w:color="auto" w:fill="auto"/>
+        <w:vertAlign w:val="baseline"/>
+      </w:rPr>
+    </w:lvl>
+    <w:lvl w:ilvl="4" w:tplc="F266C106">
+      <w:start w:val="1"/>
+      <w:numFmt w:val="lowerLetter"/>
+      <w:lvlText w:val="%5"/>
+      <w:lvlJc w:val="left"/>
+      <w:pPr>
+        <w:ind w:left="3576"/>
+      </w:pPr>
+      <w:rPr>
+        <w:rFonts w:ascii="Arial" w:eastAsia="Arial" w:hAnsi="Arial" w:cs="Arial"/>
+        <w:b/>
+        <w:bCs/>
+        <w:i w:val="0"/>
+        <w:strike w:val="0"/>
+        <w:dstrike w:val="0"/>
+        <w:color w:val="000000"/>
+        <w:sz w:val="20"/>
+        <w:szCs w:val="20"/>
+        <w:u w:val="none" w:color="000000"/>
+        <w:bdr w:val="none" w:sz="0" w:space="0" w:color="auto"/>
+        <w:shd w:val="clear" w:color="auto" w:fill="auto"/>
+        <w:vertAlign w:val="baseline"/>
+      </w:rPr>
+    </w:lvl>
+    <w:lvl w:ilvl="5" w:tplc="A27E6CCA">
+      <w:start w:val="1"/>
+      <w:numFmt w:val="lowerRoman"/>
+      <w:lvlText w:val="%6"/>
+      <w:lvlJc w:val="left"/>
+      <w:pPr>
+        <w:ind w:left="4296"/>
+      </w:pPr>
+      <w:rPr>
+        <w:rFonts w:ascii="Arial" w:eastAsia="Arial" w:hAnsi="Arial" w:cs="Arial"/>
+        <w:b/>
+        <w:bCs/>
+        <w:i w:val="0"/>
+        <w:strike w:val="0"/>
+        <w:dstrike w:val="0"/>
+        <w:color w:val="000000"/>
+        <w:sz w:val="20"/>
+        <w:szCs w:val="20"/>
+        <w:u w:val="none" w:color="000000"/>
+        <w:bdr w:val="none" w:sz="0" w:space="0" w:color="auto"/>
+        <w:shd w:val="clear" w:color="auto" w:fill="auto"/>
+        <w:vertAlign w:val="baseline"/>
+      </w:rPr>
+    </w:lvl>
+    <w:lvl w:ilvl="6" w:tplc="20801AF0">
+      <w:start w:val="1"/>
+      <w:numFmt w:val="decimal"/>
+      <w:lvlText w:val="%7"/>
+      <w:lvlJc w:val="left"/>
+      <w:pPr>
+        <w:ind w:left="5016"/>
+      </w:pPr>
+      <w:rPr>
+        <w:rFonts w:ascii="Arial" w:eastAsia="Arial" w:hAnsi="Arial" w:cs="Arial"/>
+        <w:b/>
+        <w:bCs/>
+        <w:i w:val="0"/>
+        <w:strike w:val="0"/>
+        <w:dstrike w:val="0"/>
+        <w:color w:val="000000"/>
+        <w:sz w:val="20"/>
+        <w:szCs w:val="20"/>
+        <w:u w:val="none" w:color="000000"/>
+        <w:bdr w:val="none" w:sz="0" w:space="0" w:color="auto"/>
+        <w:shd w:val="clear" w:color="auto" w:fill="auto"/>
+        <w:vertAlign w:val="baseline"/>
+      </w:rPr>
+    </w:lvl>
+    <w:lvl w:ilvl="7" w:tplc="C80CF35C">
+      <w:start w:val="1"/>
+      <w:numFmt w:val="lowerLetter"/>
+      <w:lvlText w:val="%8"/>
+      <w:lvlJc w:val="left"/>
+      <w:pPr>
+        <w:ind w:left="5736"/>
+      </w:pPr>
+      <w:rPr>
+        <w:rFonts w:ascii="Arial" w:eastAsia="Arial" w:hAnsi="Arial" w:cs="Arial"/>
+        <w:b/>
+        <w:bCs/>
+        <w:i w:val="0"/>
+        <w:strike w:val="0"/>
+        <w:dstrike w:val="0"/>
+        <w:color w:val="000000"/>
+        <w:sz w:val="20"/>
+        <w:szCs w:val="20"/>
+        <w:u w:val="none" w:color="000000"/>
+        <w:bdr w:val="none" w:sz="0" w:space="0" w:color="auto"/>
+        <w:shd w:val="clear" w:color="auto" w:fill="auto"/>
+        <w:vertAlign w:val="baseline"/>
+      </w:rPr>
+    </w:lvl>
+    <w:lvl w:ilvl="8" w:tplc="B62A0FAE">
+      <w:start w:val="1"/>
+      <w:numFmt w:val="lowerRoman"/>
+      <w:lvlText w:val="%9"/>
+      <w:lvlJc w:val="left"/>
+      <w:pPr>
+        <w:ind w:left="6456"/>
+      </w:pPr>
+      <w:rPr>
+        <w:rFonts w:ascii="Arial" w:eastAsia="Arial" w:hAnsi="Arial" w:cs="Arial"/>
+        <w:b/>
+        <w:bCs/>
+        <w:i w:val="0"/>
+        <w:strike w:val="0"/>
+        <w:dstrike w:val="0"/>
+        <w:color w:val="000000"/>
+        <w:sz w:val="20"/>
+        <w:szCs w:val="20"/>
+        <w:u w:val="none" w:color="000000"/>
+        <w:bdr w:val="none" w:sz="0" w:space="0" w:color="auto"/>
+        <w:shd w:val="clear" w:color="auto" w:fill="auto"/>
+        <w:vertAlign w:val="baseline"/>
+      </w:rPr>
+    </w:lvl>
+  </w:abstractNum>
+  <w:abstractNum w:abstractNumId="1" w15:restartNumberingAfterBreak="0">
     <w:nsid w:val="23720D96"/>
     <w:multiLevelType w:val="hybridMultilevel"/>
     <w:tmpl w:val="AF82BDEC"/>
-    <w:name w:val="Numbered_b0f14c94-bf86-4bf3-9f31-ddbde5e94e8e"/>
-    <w:lvl w:ilvl="0">
+    <w:lvl w:ilvl="0" w:tplc="04090013">
       <w:start w:val="1"/>
       <w:numFmt w:val="upperRoman"/>
       <w:lvlText w:val="%1."/>
@@ -3003,7 +4454,7 @@
         <w:ind w:left="720" w:hanging="360"/>
       </w:pPr>
     </w:lvl>
-    <w:lvl w:ilvl="1">
+    <w:lvl w:ilvl="1" w:tplc="04090019" w:tentative="1">
       <w:start w:val="1"/>
       <w:numFmt w:val="lowerLetter"/>
       <w:lvlText w:val="%2."/>
@@ -3012,7 +4463,7 @@
         <w:ind w:left="1440" w:hanging="360"/>
       </w:pPr>
     </w:lvl>
-    <w:lvl w:ilvl="2">
+    <w:lvl w:ilvl="2" w:tplc="0409001B" w:tentative="1">
       <w:start w:val="1"/>
       <w:numFmt w:val="lowerRoman"/>
       <w:lvlText w:val="%3."/>
@@ -3021,7 +4472,7 @@
         <w:ind w:left="2160" w:hanging="180"/>
       </w:pPr>
     </w:lvl>
-    <w:lvl w:ilvl="3">
+    <w:lvl w:ilvl="3" w:tplc="0409000F" w:tentative="1">
       <w:start w:val="1"/>
       <w:numFmt w:val="decimal"/>
       <w:lvlText w:val="%4."/>
@@ -3030,7 +4481,7 @@
         <w:ind w:left="2880" w:hanging="360"/>
       </w:pPr>
     </w:lvl>
-    <w:lvl w:ilvl="4">
+    <w:lvl w:ilvl="4" w:tplc="04090019" w:tentative="1">
       <w:start w:val="1"/>
       <w:numFmt w:val="lowerLetter"/>
       <w:lvlText w:val="%5."/>
@@ -3039,7 +4490,7 @@
         <w:ind w:left="3600" w:hanging="360"/>
       </w:pPr>
     </w:lvl>
-    <w:lvl w:ilvl="5">
+    <w:lvl w:ilvl="5" w:tplc="0409001B" w:tentative="1">
       <w:start w:val="1"/>
       <w:numFmt w:val="lowerRoman"/>
       <w:lvlText w:val="%6."/>
@@ -3048,7 +4499,7 @@
         <w:ind w:left="4320" w:hanging="180"/>
       </w:pPr>
     </w:lvl>
-    <w:lvl w:ilvl="6">
+    <w:lvl w:ilvl="6" w:tplc="0409000F" w:tentative="1">
       <w:start w:val="1"/>
       <w:numFmt w:val="decimal"/>
       <w:lvlText w:val="%7."/>
@@ -3057,7 +4508,7 @@
         <w:ind w:left="5040" w:hanging="360"/>
       </w:pPr>
     </w:lvl>
-    <w:lvl w:ilvl="7">
+    <w:lvl w:ilvl="7" w:tplc="04090019" w:tentative="1">
       <w:start w:val="1"/>
       <w:numFmt w:val="lowerLetter"/>
       <w:lvlText w:val="%8."/>
@@ -3066,7 +4517,7 @@
         <w:ind w:left="5760" w:hanging="360"/>
       </w:pPr>
     </w:lvl>
-    <w:lvl w:ilvl="8">
+    <w:lvl w:ilvl="8" w:tplc="0409001B" w:tentative="1">
       <w:start w:val="1"/>
       <w:numFmt w:val="lowerRoman"/>
       <w:lvlText w:val="%9."/>
@@ -3076,14 +4527,17 @@
       </w:pPr>
     </w:lvl>
   </w:abstractNum>
-  <w:num w:numId="1">
+  <w:num w:numId="1" w16cid:durableId="222570238">
+    <w:abstractNumId w:val="1"/>
+  </w:num>
+  <w:num w:numId="2" w16cid:durableId="846092921">
     <w:abstractNumId w:val="0"/>
   </w:num>
 </w:numbering>
 </file>
 
 <file path=word/styles.xml><?xml version="1.0" encoding="utf-8"?>
-<w:styles xmlns:mc="http://schemas.openxmlformats.org/markup-compatibility/2006" xmlns:r="http://schemas.openxmlformats.org/officeDocument/2006/relationships" xmlns:w="http://schemas.openxmlformats.org/wordprocessingml/2006/main" xmlns:w14="http://schemas.microsoft.com/office/word/2010/wordml" xmlns:w15="http://schemas.microsoft.com/office/word/2012/wordml" mc:Ignorable="w14 w15">
+<w:styles xmlns:mc="http://schemas.openxmlformats.org/markup-compatibility/2006" xmlns:r="http://schemas.openxmlformats.org/officeDocument/2006/relationships" xmlns:w="http://schemas.openxmlformats.org/wordprocessingml/2006/main" xmlns:w14="http://schemas.microsoft.com/office/word/2010/wordml" xmlns:w15="http://schemas.microsoft.com/office/word/2012/wordml" xmlns:w16cex="http://schemas.microsoft.com/office/word/2018/wordml/cex" xmlns:w16cid="http://schemas.microsoft.com/office/word/2016/wordml/cid" xmlns:w16="http://schemas.microsoft.com/office/word/2018/wordml" xmlns:w16du="http://schemas.microsoft.com/office/word/2023/wordml/word16du" xmlns:w16sdtdh="http://schemas.microsoft.com/office/word/2020/wordml/sdtdatahash" xmlns:w16sdtfl="http://schemas.microsoft.com/office/word/2024/wordml/sdtformatlock" xmlns:w16se="http://schemas.microsoft.com/office/word/2015/wordml/symex" mc:Ignorable="w14 w15 w16se w16cid w16 w16cex w16sdtdh w16sdtfl w16du">
   <w:docDefaults>
     <w:rPrDefault>
       <w:rPr>
@@ -3181,6 +4635,7 @@
     <w:lsdException w:name="Date" w:semiHidden="1" w:unhideWhenUsed="1"/>
     <w:lsdException w:name="Body Text First Indent" w:semiHidden="1" w:unhideWhenUsed="1"/>
     <w:lsdException w:name="Body Text First Indent 2" w:semiHidden="1" w:unhideWhenUsed="1"/>
+    <w:lsdException w:name="Note Heading" w:semiHidden="1" w:unhideWhenUsed="1"/>
     <w:lsdException w:name="Body Text 2" w:semiHidden="1" w:unhideWhenUsed="1"/>
     <w:lsdException w:name="Body Text 3" w:semiHidden="1" w:unhideWhenUsed="1"/>
     <w:lsdException w:name="Body Text Indent 2" w:semiHidden="1" w:unhideWhenUsed="1"/>
@@ -3204,6 +4659,7 @@
     <w:lsdException w:name="HTML Keyboard" w:semiHidden="1" w:unhideWhenUsed="1"/>
     <w:lsdException w:name="HTML Preformatted" w:semiHidden="1" w:unhideWhenUsed="1"/>
     <w:lsdException w:name="HTML Sample" w:semiHidden="1" w:unhideWhenUsed="1"/>
+    <w:lsdException w:name="HTML Typewriter" w:semiHidden="1" w:unhideWhenUsed="1"/>
     <w:lsdException w:name="HTML Variable" w:semiHidden="1" w:unhideWhenUsed="1"/>
     <w:lsdException w:name="Normal Table" w:semiHidden="1" w:unhideWhenUsed="1"/>
     <w:lsdException w:name="annotation subject" w:semiHidden="1" w:unhideWhenUsed="1"/>
@@ -3471,6 +4927,11 @@
     <w:lsdException w:name="List Table 5 Dark Accent 6" w:uiPriority="50"/>
     <w:lsdException w:name="List Table 6 Colorful Accent 6" w:uiPriority="51"/>
     <w:lsdException w:name="List Table 7 Colorful Accent 6" w:uiPriority="52"/>
+    <w:lsdException w:name="Mention" w:semiHidden="1" w:unhideWhenUsed="1"/>
+    <w:lsdException w:name="Smart Hyperlink" w:semiHidden="1" w:unhideWhenUsed="1"/>
+    <w:lsdException w:name="Hashtag" w:semiHidden="1" w:unhideWhenUsed="1"/>
+    <w:lsdException w:name="Unresolved Mention" w:semiHidden="1" w:unhideWhenUsed="1"/>
+    <w:lsdException w:name="Smart Link" w:semiHidden="1" w:unhideWhenUsed="1"/>
   </w:latentStyles>
   <w:style w:type="paragraph" w:default="1" w:styleId="Normal">
     <w:name w:val="Normal"/>
@@ -3488,7 +4949,7 @@
     </w:rPr>
   </w:style>
   <w:style w:type="paragraph" w:styleId="Heading1">
-    <w:name w:val="Heading 1"/>
+    <w:name w:val="heading 1"/>
     <w:basedOn w:val="Normal"/>
     <w:next w:val="Normal"/>
     <w:link w:val="Heading1Char"/>
@@ -3509,7 +4970,7 @@
     </w:rPr>
   </w:style>
   <w:style w:type="paragraph" w:styleId="Heading2">
-    <w:name w:val="Heading 2"/>
+    <w:name w:val="heading 2"/>
     <w:basedOn w:val="Normal"/>
     <w:next w:val="Normal"/>
     <w:link w:val="Heading2Char"/>
@@ -3532,7 +4993,7 @@
     </w:rPr>
   </w:style>
   <w:style w:type="paragraph" w:styleId="Heading3">
-    <w:name w:val="Heading 3"/>
+    <w:name w:val="heading 3"/>
     <w:basedOn w:val="Normal"/>
     <w:next w:val="Normal"/>
     <w:link w:val="Heading3Char"/>
@@ -3555,7 +5016,7 @@
     </w:rPr>
   </w:style>
   <w:style w:type="paragraph" w:styleId="Heading4">
-    <w:name w:val="Heading 4"/>
+    <w:name w:val="heading 4"/>
     <w:basedOn w:val="Normal"/>
     <w:next w:val="Normal"/>
     <w:link w:val="Heading4Char"/>
@@ -3578,7 +5039,7 @@
     </w:rPr>
   </w:style>
   <w:style w:type="paragraph" w:styleId="Heading5">
-    <w:name w:val="Heading 5"/>
+    <w:name w:val="heading 5"/>
     <w:basedOn w:val="Normal"/>
     <w:next w:val="Normal"/>
     <w:link w:val="Heading5Char"/>
@@ -3599,7 +5060,7 @@
     </w:rPr>
   </w:style>
   <w:style w:type="paragraph" w:styleId="Heading6">
-    <w:name w:val="Heading 6"/>
+    <w:name w:val="heading 6"/>
     <w:basedOn w:val="Normal"/>
     <w:next w:val="Normal"/>
     <w:link w:val="Heading6Char"/>
@@ -3622,7 +5083,7 @@
     </w:rPr>
   </w:style>
   <w:style w:type="paragraph" w:styleId="Heading7">
-    <w:name w:val="Heading 7"/>
+    <w:name w:val="heading 7"/>
     <w:basedOn w:val="Normal"/>
     <w:next w:val="Normal"/>
     <w:link w:val="Heading7Char"/>
@@ -3643,7 +5104,7 @@
     </w:rPr>
   </w:style>
   <w:style w:type="paragraph" w:styleId="Heading8">
-    <w:name w:val="Heading 8"/>
+    <w:name w:val="heading 8"/>
     <w:basedOn w:val="Normal"/>
     <w:next w:val="Normal"/>
     <w:link w:val="Heading8Char"/>
@@ -3665,7 +5126,7 @@
     </w:rPr>
   </w:style>
   <w:style w:type="paragraph" w:styleId="Heading9">
-    <w:name w:val="Heading 9"/>
+    <w:name w:val="heading 9"/>
     <w:basedOn w:val="Normal"/>
     <w:next w:val="Normal"/>
     <w:link w:val="Heading9Char"/>
@@ -3690,7 +5151,7 @@
     <w:semiHidden/>
     <w:unhideWhenUsed/>
   </w:style>
-  <w:style w:type="table" w:default="1" w:styleId="NormalTable">
+  <w:style w:type="table" w:default="1" w:styleId="TableNormal">
     <w:name w:val="Normal Table"/>
     <w:uiPriority w:val="99"/>
     <w:semiHidden/>
@@ -4003,7 +5464,7 @@
   </w:style>
   <w:style w:type="table" w:styleId="TableGrid">
     <w:name w:val="Table Grid"/>
-    <w:basedOn w:val="NormalTable"/>
+    <w:basedOn w:val="TableNormal"/>
     <w:uiPriority w:val="39"/>
     <w:rsid w:val="00610B46"/>
     <w:pPr>
